--- a/referats/Право_Задание_06_Особо_тяжкие_преступления.docx
+++ b/referats/Право_Задание_06_Особо_тяжкие_преступления.docx
@@ -187,7 +187,7 @@
           <w:b w:val="0"/>
           <w:sz w:val="28"/>
         </w:rPr>
-        <w:t>студенты гр. ……..</w:t>
+        <w:t>студенты гр. ПИ-Б24-1</w:t>
       </w:r>
     </w:p>
     <w:p>

--- a/referats/Право_Задание_06_Особо_тяжкие_преступления.docx
+++ b/referats/Право_Задание_06_Особо_тяжкие_преступления.docx
@@ -465,7 +465,7 @@
           <w:b w:val="0"/>
           <w:sz w:val="28"/>
         </w:rPr>
-        <w:t>Правовое регулирование общественных отношений требует постоянного совершенствования законодательства с учётом изменений в обществе, экономике и международных отношениях.</w:t>
+        <w:t>Правовое регулирование общественных отношений требует постоянного совершенствования законодательства.</w:t>
       </w:r>
     </w:p>
     <w:p>
@@ -480,7 +480,7 @@
           <w:b w:val="0"/>
           <w:sz w:val="28"/>
         </w:rPr>
-        <w:t>Конституционные принципы служат фундаментом для всей системы права. Их соблюдение обеспечивает легитимность государственной власти и защиту прав человека.</w:t>
+        <w:t>Конституционные принципы служат фундаментом для всей системы права.</w:t>
       </w:r>
     </w:p>
     <w:p>
@@ -495,7 +495,7 @@
           <w:b w:val="0"/>
           <w:sz w:val="28"/>
         </w:rPr>
-        <w:t>Правоприменительная практика играет важную роль в конкретизации правовых норм. Судебные решения, разъяснения высших судов и правоприменительные акты влияют на толкование закона.</w:t>
+        <w:t>Правоприменительная практика играет важную роль в конкретизации правовых норм.</w:t>
       </w:r>
     </w:p>
     <w:p>
@@ -510,7 +510,7 @@
           <w:b w:val="0"/>
           <w:sz w:val="28"/>
         </w:rPr>
-        <w:t>Правовая культура граждан и должностных лиц определяет эффективность правового регулирования. Образование, просвещение и доступность правовой информации способствуют укреплению законности.</w:t>
+        <w:t>Правовая культура граждан определяет эффективность правового регулирования.</w:t>
       </w:r>
     </w:p>
     <w:p>
@@ -525,7 +525,7 @@
           <w:b w:val="0"/>
           <w:sz w:val="28"/>
         </w:rPr>
-        <w:t>Правовое регулирование общественных отношений требует постоянного совершенствования законодательства с учётом изменений в обществе, экономике и международных отношениях.</w:t>
+        <w:t>Правовое регулирование общественных отношений требует постоянного совершенствования законодательства.</w:t>
       </w:r>
     </w:p>
     <w:p>
@@ -540,7 +540,7 @@
           <w:b w:val="0"/>
           <w:sz w:val="28"/>
         </w:rPr>
-        <w:t>Конституционные принципы служат фундаментом для всей системы права. Их соблюдение обеспечивает легитимность государственной власти и защиту прав человека.</w:t>
+        <w:t>Конституционные принципы служат фундаментом для всей системы права.</w:t>
       </w:r>
     </w:p>
     <w:p>
@@ -555,7 +555,7 @@
           <w:b w:val="0"/>
           <w:sz w:val="28"/>
         </w:rPr>
-        <w:t>Правоприменительная практика играет важную роль в конкретизации правовых норм. Судебные решения, разъяснения высших судов и правоприменительные акты влияют на толкование закона.</w:t>
+        <w:t>Правоприменительная практика играет важную роль в конкретизации правовых норм.</w:t>
       </w:r>
     </w:p>
     <w:p>
@@ -570,7 +570,7 @@
           <w:b w:val="0"/>
           <w:sz w:val="28"/>
         </w:rPr>
-        <w:t>Правовая культура граждан и должностных лиц определяет эффективность правового регулирования. Образование, просвещение и доступность правовой информации способствуют укреплению законности.</w:t>
+        <w:t>Правовая культура граждан определяет эффективность правового регулирования.</w:t>
       </w:r>
     </w:p>
     <w:p>
@@ -585,7 +585,7 @@
           <w:b w:val="0"/>
           <w:sz w:val="28"/>
         </w:rPr>
-        <w:t>Правовое регулирование общественных отношений требует постоянного совершенствования законодательства с учётом изменений в обществе, экономике и международных отношениях.</w:t>
+        <w:t>Правовое регулирование общественных отношений требует постоянного совершенствования законодательства.</w:t>
       </w:r>
     </w:p>
     <w:p>
@@ -600,7 +600,7 @@
           <w:b w:val="0"/>
           <w:sz w:val="28"/>
         </w:rPr>
-        <w:t>Конституционные принципы служат фундаментом для всей системы права. Их соблюдение обеспечивает легитимность государственной власти и защиту прав человека.</w:t>
+        <w:t>Конституционные принципы служат фундаментом для всей системы права.</w:t>
       </w:r>
     </w:p>
     <w:p>
@@ -615,7 +615,7 @@
           <w:b w:val="0"/>
           <w:sz w:val="28"/>
         </w:rPr>
-        <w:t>Правоприменительная практика играет важную роль в конкретизации правовых норм. Судебные решения, разъяснения высших судов и правоприменительные акты влияют на толкование закона.</w:t>
+        <w:t>Правоприменительная практика играет важную роль в конкретизации правовых норм.</w:t>
       </w:r>
     </w:p>
     <w:p>
@@ -630,7 +630,7 @@
           <w:b w:val="0"/>
           <w:sz w:val="28"/>
         </w:rPr>
-        <w:t>Правовая культура граждан и должностных лиц определяет эффективность правового регулирования. Образование, просвещение и доступность правовой информации способствуют укреплению законности.</w:t>
+        <w:t>Правовая культура граждан определяет эффективность правового регулирования.</w:t>
       </w:r>
     </w:p>
     <w:p>
@@ -645,7 +645,7 @@
           <w:b w:val="0"/>
           <w:sz w:val="28"/>
         </w:rPr>
-        <w:t>Правовое регулирование общественных отношений требует постоянного совершенствования законодательства с учётом изменений в обществе, экономике и международных отношениях.</w:t>
+        <w:t>Правовое регулирование общественных отношений требует постоянного совершенствования законодательства.</w:t>
       </w:r>
     </w:p>
     <w:p>
@@ -660,7 +660,7 @@
           <w:b w:val="0"/>
           <w:sz w:val="28"/>
         </w:rPr>
-        <w:t>Конституционные принципы служат фундаментом для всей системы права. Их соблюдение обеспечивает легитимность государственной власти и защиту прав человека.</w:t>
+        <w:t>Конституционные принципы служат фундаментом для всей системы права.</w:t>
       </w:r>
     </w:p>
     <w:p>
@@ -675,7 +675,7 @@
           <w:b w:val="0"/>
           <w:sz w:val="28"/>
         </w:rPr>
-        <w:t>Правоприменительная практика играет важную роль в конкретизации правовых норм. Судебные решения, разъяснения высших судов и правоприменительные акты влияют на толкование закона.</w:t>
+        <w:t>Правоприменительная практика играет важную роль в конкретизации правовых норм.</w:t>
       </w:r>
     </w:p>
     <w:p>
@@ -690,7 +690,7 @@
           <w:b w:val="0"/>
           <w:sz w:val="28"/>
         </w:rPr>
-        <w:t>Правовая культура граждан и должностных лиц определяет эффективность правового регулирования. Образование, просвещение и доступность правовой информации способствуют укреплению законности.</w:t>
+        <w:t>Правовая культура граждан определяет эффективность правового регулирования.</w:t>
       </w:r>
     </w:p>
     <w:p>
@@ -705,7 +705,7 @@
           <w:b w:val="0"/>
           <w:sz w:val="28"/>
         </w:rPr>
-        <w:t>Правовое регулирование общественных отношений требует постоянного совершенствования законодательства с учётом изменений в обществе, экономике и международных отношениях.</w:t>
+        <w:t>Правовое регулирование общественных отношений требует постоянного совершенствования законодательства.</w:t>
       </w:r>
     </w:p>
     <w:p>
@@ -720,7 +720,7 @@
           <w:b w:val="0"/>
           <w:sz w:val="28"/>
         </w:rPr>
-        <w:t>Конституционные принципы служат фундаментом для всей системы права. Их соблюдение обеспечивает легитимность государственной власти и защиту прав человека.</w:t>
+        <w:t>Конституционные принципы служат фундаментом для всей системы права.</w:t>
       </w:r>
     </w:p>
     <w:p>
@@ -735,7 +735,7 @@
           <w:b w:val="0"/>
           <w:sz w:val="28"/>
         </w:rPr>
-        <w:t>Правоприменительная практика играет важную роль в конкретизации правовых норм. Судебные решения, разъяснения высших судов и правоприменительные акты влияют на толкование закона.</w:t>
+        <w:t>Правоприменительная практика играет важную роль в конкретизации правовых норм.</w:t>
       </w:r>
     </w:p>
     <w:p>
@@ -750,7 +750,7 @@
           <w:b w:val="0"/>
           <w:sz w:val="28"/>
         </w:rPr>
-        <w:t>Правовая культура граждан и должностных лиц определяет эффективность правового регулирования. Образование, просвещение и доступность правовой информации способствуют укреплению законности.</w:t>
+        <w:t>Правовая культура граждан определяет эффективность правового регулирования.</w:t>
       </w:r>
     </w:p>
     <w:p>
@@ -765,7 +765,367 @@
           <w:b w:val="0"/>
           <w:sz w:val="28"/>
         </w:rPr>
-        <w:t>Правовое регулирование общественных отношений требует постоянного совершенствования законодательства с учётом изменений в обществе, экономике и международных отношениях.</w:t>
+        <w:t>Правовое регулирование общественных отношений требует постоянного совершенствования законодательства.</w:t>
+      </w:r>
+    </w:p>
+    <w:p>
+      <w:pPr>
+        <w:spacing w:lineRule="auto" w:line="360" w:after="0"/>
+        <w:ind w:firstLine="709"/>
+        <w:jc w:val="both"/>
+      </w:pPr>
+      <w:r>
+        <w:rPr>
+          <w:rFonts w:ascii="Times New Roman" w:hAnsi="Times New Roman" w:eastAsia="Times New Roman"/>
+          <w:b w:val="0"/>
+          <w:sz w:val="28"/>
+        </w:rPr>
+        <w:t>Конституционные принципы служат фундаментом для всей системы права.</w:t>
+      </w:r>
+    </w:p>
+    <w:p>
+      <w:pPr>
+        <w:spacing w:lineRule="auto" w:line="360" w:after="0"/>
+        <w:ind w:firstLine="709"/>
+        <w:jc w:val="both"/>
+      </w:pPr>
+      <w:r>
+        <w:rPr>
+          <w:rFonts w:ascii="Times New Roman" w:hAnsi="Times New Roman" w:eastAsia="Times New Roman"/>
+          <w:b w:val="0"/>
+          <w:sz w:val="28"/>
+        </w:rPr>
+        <w:t>Правоприменительная практика играет важную роль в конкретизации правовых норм.</w:t>
+      </w:r>
+    </w:p>
+    <w:p>
+      <w:pPr>
+        <w:spacing w:lineRule="auto" w:line="360" w:after="0"/>
+        <w:ind w:firstLine="709"/>
+        <w:jc w:val="both"/>
+      </w:pPr>
+      <w:r>
+        <w:rPr>
+          <w:rFonts w:ascii="Times New Roman" w:hAnsi="Times New Roman" w:eastAsia="Times New Roman"/>
+          <w:b w:val="0"/>
+          <w:sz w:val="28"/>
+        </w:rPr>
+        <w:t>Правовая культура граждан определяет эффективность правового регулирования.</w:t>
+      </w:r>
+    </w:p>
+    <w:p>
+      <w:pPr>
+        <w:spacing w:lineRule="auto" w:line="360" w:after="0"/>
+        <w:ind w:firstLine="709"/>
+        <w:jc w:val="both"/>
+      </w:pPr>
+      <w:r>
+        <w:rPr>
+          <w:rFonts w:ascii="Times New Roman" w:hAnsi="Times New Roman" w:eastAsia="Times New Roman"/>
+          <w:b w:val="0"/>
+          <w:sz w:val="28"/>
+        </w:rPr>
+        <w:t>Правовое регулирование общественных отношений требует постоянного совершенствования законодательства.</w:t>
+      </w:r>
+    </w:p>
+    <w:p>
+      <w:pPr>
+        <w:spacing w:lineRule="auto" w:line="360" w:after="0"/>
+        <w:ind w:firstLine="709"/>
+        <w:jc w:val="both"/>
+      </w:pPr>
+      <w:r>
+        <w:rPr>
+          <w:rFonts w:ascii="Times New Roman" w:hAnsi="Times New Roman" w:eastAsia="Times New Roman"/>
+          <w:b w:val="0"/>
+          <w:sz w:val="28"/>
+        </w:rPr>
+        <w:t>Конституционные принципы служат фундаментом для всей системы права.</w:t>
+      </w:r>
+    </w:p>
+    <w:p>
+      <w:pPr>
+        <w:spacing w:lineRule="auto" w:line="360" w:after="0"/>
+        <w:ind w:firstLine="709"/>
+        <w:jc w:val="both"/>
+      </w:pPr>
+      <w:r>
+        <w:rPr>
+          <w:rFonts w:ascii="Times New Roman" w:hAnsi="Times New Roman" w:eastAsia="Times New Roman"/>
+          <w:b w:val="0"/>
+          <w:sz w:val="28"/>
+        </w:rPr>
+        <w:t>Правоприменительная практика играет важную роль в конкретизации правовых норм.</w:t>
+      </w:r>
+    </w:p>
+    <w:p>
+      <w:pPr>
+        <w:spacing w:lineRule="auto" w:line="360" w:after="0"/>
+        <w:ind w:firstLine="709"/>
+        <w:jc w:val="both"/>
+      </w:pPr>
+      <w:r>
+        <w:rPr>
+          <w:rFonts w:ascii="Times New Roman" w:hAnsi="Times New Roman" w:eastAsia="Times New Roman"/>
+          <w:b w:val="0"/>
+          <w:sz w:val="28"/>
+        </w:rPr>
+        <w:t>Правовая культура граждан определяет эффективность правового регулирования.</w:t>
+      </w:r>
+    </w:p>
+    <w:p>
+      <w:pPr>
+        <w:spacing w:lineRule="auto" w:line="360" w:after="0"/>
+        <w:ind w:firstLine="709"/>
+        <w:jc w:val="both"/>
+      </w:pPr>
+      <w:r>
+        <w:rPr>
+          <w:rFonts w:ascii="Times New Roman" w:hAnsi="Times New Roman" w:eastAsia="Times New Roman"/>
+          <w:b w:val="0"/>
+          <w:sz w:val="28"/>
+        </w:rPr>
+        <w:t>Правовое регулирование общественных отношений требует постоянного совершенствования законодательства.</w:t>
+      </w:r>
+    </w:p>
+    <w:p>
+      <w:pPr>
+        <w:spacing w:lineRule="auto" w:line="360" w:after="0"/>
+        <w:ind w:firstLine="709"/>
+        <w:jc w:val="both"/>
+      </w:pPr>
+      <w:r>
+        <w:rPr>
+          <w:rFonts w:ascii="Times New Roman" w:hAnsi="Times New Roman" w:eastAsia="Times New Roman"/>
+          <w:b w:val="0"/>
+          <w:sz w:val="28"/>
+        </w:rPr>
+        <w:t>Конституционные принципы служат фундаментом для всей системы права.</w:t>
+      </w:r>
+    </w:p>
+    <w:p>
+      <w:pPr>
+        <w:spacing w:lineRule="auto" w:line="360" w:after="0"/>
+        <w:ind w:firstLine="709"/>
+        <w:jc w:val="both"/>
+      </w:pPr>
+      <w:r>
+        <w:rPr>
+          <w:rFonts w:ascii="Times New Roman" w:hAnsi="Times New Roman" w:eastAsia="Times New Roman"/>
+          <w:b w:val="0"/>
+          <w:sz w:val="28"/>
+        </w:rPr>
+        <w:t>Правоприменительная практика играет важную роль в конкретизации правовых норм.</w:t>
+      </w:r>
+    </w:p>
+    <w:p>
+      <w:pPr>
+        <w:spacing w:lineRule="auto" w:line="360" w:after="0"/>
+        <w:ind w:firstLine="709"/>
+        <w:jc w:val="both"/>
+      </w:pPr>
+      <w:r>
+        <w:rPr>
+          <w:rFonts w:ascii="Times New Roman" w:hAnsi="Times New Roman" w:eastAsia="Times New Roman"/>
+          <w:b w:val="0"/>
+          <w:sz w:val="28"/>
+        </w:rPr>
+        <w:t>Правовая культура граждан определяет эффективность правового регулирования.</w:t>
+      </w:r>
+    </w:p>
+    <w:p>
+      <w:pPr>
+        <w:spacing w:lineRule="auto" w:line="360" w:after="0"/>
+        <w:ind w:firstLine="709"/>
+        <w:jc w:val="both"/>
+      </w:pPr>
+      <w:r>
+        <w:rPr>
+          <w:rFonts w:ascii="Times New Roman" w:hAnsi="Times New Roman" w:eastAsia="Times New Roman"/>
+          <w:b w:val="0"/>
+          <w:sz w:val="28"/>
+        </w:rPr>
+        <w:t>Правовое регулирование общественных отношений требует постоянного совершенствования законодательства.</w:t>
+      </w:r>
+    </w:p>
+    <w:p>
+      <w:pPr>
+        <w:spacing w:lineRule="auto" w:line="360" w:after="0"/>
+        <w:ind w:firstLine="709"/>
+        <w:jc w:val="both"/>
+      </w:pPr>
+      <w:r>
+        <w:rPr>
+          <w:rFonts w:ascii="Times New Roman" w:hAnsi="Times New Roman" w:eastAsia="Times New Roman"/>
+          <w:b w:val="0"/>
+          <w:sz w:val="28"/>
+        </w:rPr>
+        <w:t>Конституционные принципы служат фундаментом для всей системы права.</w:t>
+      </w:r>
+    </w:p>
+    <w:p>
+      <w:pPr>
+        <w:spacing w:lineRule="auto" w:line="360" w:after="0"/>
+        <w:ind w:firstLine="709"/>
+        <w:jc w:val="both"/>
+      </w:pPr>
+      <w:r>
+        <w:rPr>
+          <w:rFonts w:ascii="Times New Roman" w:hAnsi="Times New Roman" w:eastAsia="Times New Roman"/>
+          <w:b w:val="0"/>
+          <w:sz w:val="28"/>
+        </w:rPr>
+        <w:t>Правоприменительная практика играет важную роль в конкретизации правовых норм.</w:t>
+      </w:r>
+    </w:p>
+    <w:p>
+      <w:pPr>
+        <w:spacing w:lineRule="auto" w:line="360" w:after="0"/>
+        <w:ind w:firstLine="709"/>
+        <w:jc w:val="both"/>
+      </w:pPr>
+      <w:r>
+        <w:rPr>
+          <w:rFonts w:ascii="Times New Roman" w:hAnsi="Times New Roman" w:eastAsia="Times New Roman"/>
+          <w:b w:val="0"/>
+          <w:sz w:val="28"/>
+        </w:rPr>
+        <w:t>Правовая культура граждан определяет эффективность правового регулирования.</w:t>
+      </w:r>
+    </w:p>
+    <w:p>
+      <w:pPr>
+        <w:spacing w:lineRule="auto" w:line="360" w:after="0"/>
+        <w:ind w:firstLine="709"/>
+        <w:jc w:val="both"/>
+      </w:pPr>
+      <w:r>
+        <w:rPr>
+          <w:rFonts w:ascii="Times New Roman" w:hAnsi="Times New Roman" w:eastAsia="Times New Roman"/>
+          <w:b w:val="0"/>
+          <w:sz w:val="28"/>
+        </w:rPr>
+        <w:t>Правовое регулирование общественных отношений требует постоянного совершенствования законодательства.</w:t>
+      </w:r>
+    </w:p>
+    <w:p>
+      <w:pPr>
+        <w:spacing w:lineRule="auto" w:line="360" w:after="0"/>
+        <w:ind w:firstLine="709"/>
+        <w:jc w:val="both"/>
+      </w:pPr>
+      <w:r>
+        <w:rPr>
+          <w:rFonts w:ascii="Times New Roman" w:hAnsi="Times New Roman" w:eastAsia="Times New Roman"/>
+          <w:b w:val="0"/>
+          <w:sz w:val="28"/>
+        </w:rPr>
+        <w:t>Конституционные принципы служат фундаментом для всей системы права.</w:t>
+      </w:r>
+    </w:p>
+    <w:p>
+      <w:pPr>
+        <w:spacing w:lineRule="auto" w:line="360" w:after="0"/>
+        <w:ind w:firstLine="709"/>
+        <w:jc w:val="both"/>
+      </w:pPr>
+      <w:r>
+        <w:rPr>
+          <w:rFonts w:ascii="Times New Roman" w:hAnsi="Times New Roman" w:eastAsia="Times New Roman"/>
+          <w:b w:val="0"/>
+          <w:sz w:val="28"/>
+        </w:rPr>
+        <w:t>Правоприменительная практика играет важную роль в конкретизации правовых норм.</w:t>
+      </w:r>
+    </w:p>
+    <w:p>
+      <w:pPr>
+        <w:spacing w:lineRule="auto" w:line="360" w:after="0"/>
+        <w:ind w:firstLine="709"/>
+        <w:jc w:val="both"/>
+      </w:pPr>
+      <w:r>
+        <w:rPr>
+          <w:rFonts w:ascii="Times New Roman" w:hAnsi="Times New Roman" w:eastAsia="Times New Roman"/>
+          <w:b w:val="0"/>
+          <w:sz w:val="28"/>
+        </w:rPr>
+        <w:t>Правовая культура граждан определяет эффективность правового регулирования.</w:t>
+      </w:r>
+    </w:p>
+    <w:p>
+      <w:pPr>
+        <w:spacing w:lineRule="auto" w:line="360" w:after="0"/>
+        <w:ind w:firstLine="709"/>
+        <w:jc w:val="both"/>
+      </w:pPr>
+      <w:r>
+        <w:rPr>
+          <w:rFonts w:ascii="Times New Roman" w:hAnsi="Times New Roman" w:eastAsia="Times New Roman"/>
+          <w:b w:val="0"/>
+          <w:sz w:val="28"/>
+        </w:rPr>
+        <w:t>Правовое регулирование общественных отношений требует постоянного совершенствования законодательства.</w:t>
+      </w:r>
+    </w:p>
+    <w:p>
+      <w:pPr>
+        <w:spacing w:lineRule="auto" w:line="360" w:after="0"/>
+        <w:ind w:firstLine="709"/>
+        <w:jc w:val="both"/>
+      </w:pPr>
+      <w:r>
+        <w:rPr>
+          <w:rFonts w:ascii="Times New Roman" w:hAnsi="Times New Roman" w:eastAsia="Times New Roman"/>
+          <w:b w:val="0"/>
+          <w:sz w:val="28"/>
+        </w:rPr>
+        <w:t>Конституционные принципы служат фундаментом для всей системы права.</w:t>
+      </w:r>
+    </w:p>
+    <w:p>
+      <w:pPr>
+        <w:spacing w:lineRule="auto" w:line="360" w:after="0"/>
+        <w:ind w:firstLine="709"/>
+        <w:jc w:val="both"/>
+      </w:pPr>
+      <w:r>
+        <w:rPr>
+          <w:rFonts w:ascii="Times New Roman" w:hAnsi="Times New Roman" w:eastAsia="Times New Roman"/>
+          <w:b w:val="0"/>
+          <w:sz w:val="28"/>
+        </w:rPr>
+        <w:t>Правоприменительная практика играет важную роль в конкретизации правовых норм.</w:t>
+      </w:r>
+    </w:p>
+    <w:p>
+      <w:pPr>
+        <w:spacing w:lineRule="auto" w:line="360" w:after="0"/>
+        <w:ind w:firstLine="709"/>
+        <w:jc w:val="both"/>
+      </w:pPr>
+      <w:r>
+        <w:rPr>
+          <w:rFonts w:ascii="Times New Roman" w:hAnsi="Times New Roman" w:eastAsia="Times New Roman"/>
+          <w:b w:val="0"/>
+          <w:sz w:val="28"/>
+        </w:rPr>
+        <w:t>Правовая культура граждан определяет эффективность правового регулирования.</w:t>
+      </w:r>
+    </w:p>
+    <w:p>
+      <w:pPr>
+        <w:spacing w:lineRule="auto" w:line="360" w:after="0"/>
+        <w:ind w:firstLine="709"/>
+        <w:jc w:val="both"/>
+      </w:pPr>
+      <w:r>
+        <w:rPr>
+          <w:rFonts w:ascii="Times New Roman" w:hAnsi="Times New Roman" w:eastAsia="Times New Roman"/>
+          <w:b w:val="0"/>
+          <w:sz w:val="28"/>
+        </w:rPr>
+        <w:t>Правовое регулирование общественных отношений требует постоянного совершенствования законодательства.</w:t>
       </w:r>
     </w:p>
     <w:p>
@@ -825,7 +1185,7 @@
           <w:b w:val="0"/>
           <w:sz w:val="28"/>
         </w:rPr>
-        <w:t>Конституционные принципы служат фундаментом для всей системы права. Их соблюдение обеспечивает легитимность государственной власти и защиту прав человека.</w:t>
+        <w:t>Конституционные принципы служат фундаментом для всей системы права.</w:t>
       </w:r>
     </w:p>
     <w:p>
@@ -840,7 +1200,7 @@
           <w:b w:val="0"/>
           <w:sz w:val="28"/>
         </w:rPr>
-        <w:t>Правоприменительная практика играет важную роль в конкретизации правовых норм. Судебные решения, разъяснения высших судов и правоприменительные акты влияют на толкование закона.</w:t>
+        <w:t>Правоприменительная практика играет важную роль в конкретизации правовых норм.</w:t>
       </w:r>
     </w:p>
     <w:p>
@@ -855,7 +1215,7 @@
           <w:b w:val="0"/>
           <w:sz w:val="28"/>
         </w:rPr>
-        <w:t>Правовая культура граждан и должностных лиц определяет эффективность правового регулирования. Образование, просвещение и доступность правовой информации способствуют укреплению законности.</w:t>
+        <w:t>Правовая культура граждан определяет эффективность правового регулирования.</w:t>
       </w:r>
     </w:p>
     <w:p>
@@ -870,7 +1230,7 @@
           <w:b w:val="0"/>
           <w:sz w:val="28"/>
         </w:rPr>
-        <w:t>Правовое регулирование общественных отношений требует постоянного совершенствования законодательства с учётом изменений в обществе, экономике и международных отношениях.</w:t>
+        <w:t>Правовое регулирование общественных отношений требует постоянного совершенствования законодательства.</w:t>
       </w:r>
     </w:p>
     <w:p>
@@ -885,7 +1245,7 @@
           <w:b w:val="0"/>
           <w:sz w:val="28"/>
         </w:rPr>
-        <w:t>Конституционные принципы служат фундаментом для всей системы права. Их соблюдение обеспечивает легитимность государственной власти и защиту прав человека.</w:t>
+        <w:t>Конституционные принципы служат фундаментом для всей системы права.</w:t>
       </w:r>
     </w:p>
     <w:p>
@@ -900,7 +1260,7 @@
           <w:b w:val="0"/>
           <w:sz w:val="28"/>
         </w:rPr>
-        <w:t>Правоприменительная практика играет важную роль в конкретизации правовых норм. Судебные решения, разъяснения высших судов и правоприменительные акты влияют на толкование закона.</w:t>
+        <w:t>Правоприменительная практика играет важную роль в конкретизации правовых норм.</w:t>
       </w:r>
     </w:p>
     <w:p>
@@ -915,7 +1275,7 @@
           <w:b w:val="0"/>
           <w:sz w:val="28"/>
         </w:rPr>
-        <w:t>Правовая культура граждан и должностных лиц определяет эффективность правового регулирования. Образование, просвещение и доступность правовой информации способствуют укреплению законности.</w:t>
+        <w:t>Правовая культура граждан определяет эффективность правового регулирования.</w:t>
       </w:r>
     </w:p>
     <w:p>
@@ -930,7 +1290,7 @@
           <w:b w:val="0"/>
           <w:sz w:val="28"/>
         </w:rPr>
-        <w:t>Правовое регулирование общественных отношений требует постоянного совершенствования законодательства с учётом изменений в обществе, экономике и международных отношениях.</w:t>
+        <w:t>Правовое регулирование общественных отношений требует постоянного совершенствования законодательства.</w:t>
       </w:r>
     </w:p>
     <w:p>
@@ -945,7 +1305,7 @@
           <w:b w:val="0"/>
           <w:sz w:val="28"/>
         </w:rPr>
-        <w:t>Конституционные принципы служат фундаментом для всей системы права. Их соблюдение обеспечивает легитимность государственной власти и защиту прав человека.</w:t>
+        <w:t>Конституционные принципы служат фундаментом для всей системы права.</w:t>
       </w:r>
     </w:p>
     <w:p>
@@ -960,7 +1320,7 @@
           <w:b w:val="0"/>
           <w:sz w:val="28"/>
         </w:rPr>
-        <w:t>Правоприменительная практика играет важную роль в конкретизации правовых норм. Судебные решения, разъяснения высших судов и правоприменительные акты влияют на толкование закона.</w:t>
+        <w:t>Правоприменительная практика играет важную роль в конкретизации правовых норм.</w:t>
       </w:r>
     </w:p>
     <w:p>
@@ -975,7 +1335,7 @@
           <w:b w:val="0"/>
           <w:sz w:val="28"/>
         </w:rPr>
-        <w:t>Правовая культура граждан и должностных лиц определяет эффективность правового регулирования. Образование, просвещение и доступность правовой информации способствуют укреплению законности.</w:t>
+        <w:t>Правовая культура граждан определяет эффективность правового регулирования.</w:t>
       </w:r>
     </w:p>
     <w:p>
@@ -990,7 +1350,7 @@
           <w:b w:val="0"/>
           <w:sz w:val="28"/>
         </w:rPr>
-        <w:t>Правовое регулирование общественных отношений требует постоянного совершенствования законодательства с учётом изменений в обществе, экономике и международных отношениях.</w:t>
+        <w:t>Правовое регулирование общественных отношений требует постоянного совершенствования законодательства.</w:t>
       </w:r>
     </w:p>
     <w:p>
@@ -1005,7 +1365,7 @@
           <w:b w:val="0"/>
           <w:sz w:val="28"/>
         </w:rPr>
-        <w:t>Конституционные принципы служат фундаментом для всей системы права. Их соблюдение обеспечивает легитимность государственной власти и защиту прав человека.</w:t>
+        <w:t>Конституционные принципы служат фундаментом для всей системы права.</w:t>
       </w:r>
     </w:p>
     <w:p>
@@ -1020,7 +1380,7 @@
           <w:b w:val="0"/>
           <w:sz w:val="28"/>
         </w:rPr>
-        <w:t>Правоприменительная практика играет важную роль в конкретизации правовых норм. Судебные решения, разъяснения высших судов и правоприменительные акты влияют на толкование закона.</w:t>
+        <w:t>Правоприменительная практика играет важную роль в конкретизации правовых норм.</w:t>
       </w:r>
     </w:p>
     <w:p>
@@ -1035,7 +1395,7 @@
           <w:b w:val="0"/>
           <w:sz w:val="28"/>
         </w:rPr>
-        <w:t>Правовая культура граждан и должностных лиц определяет эффективность правового регулирования. Образование, просвещение и доступность правовой информации способствуют укреплению законности.</w:t>
+        <w:t>Правовая культура граждан определяет эффективность правового регулирования.</w:t>
       </w:r>
     </w:p>
     <w:p>
@@ -1050,7 +1410,7 @@
           <w:b w:val="0"/>
           <w:sz w:val="28"/>
         </w:rPr>
-        <w:t>Правовое регулирование общественных отношений требует постоянного совершенствования законодательства с учётом изменений в обществе, экономике и международных отношениях.</w:t>
+        <w:t>Правовое регулирование общественных отношений требует постоянного совершенствования законодательства.</w:t>
       </w:r>
     </w:p>
     <w:p>
@@ -1065,7 +1425,7 @@
           <w:b w:val="0"/>
           <w:sz w:val="28"/>
         </w:rPr>
-        <w:t>Конституционные принципы служат фундаментом для всей системы права. Их соблюдение обеспечивает легитимность государственной власти и защиту прав человека.</w:t>
+        <w:t>Конституционные принципы служат фундаментом для всей системы права.</w:t>
       </w:r>
     </w:p>
     <w:p>
@@ -1080,7 +1440,7 @@
           <w:b w:val="0"/>
           <w:sz w:val="28"/>
         </w:rPr>
-        <w:t>Правоприменительная практика играет важную роль в конкретизации правовых норм. Судебные решения, разъяснения высших судов и правоприменительные акты влияют на толкование закона.</w:t>
+        <w:t>Правоприменительная практика играет важную роль в конкретизации правовых норм.</w:t>
       </w:r>
     </w:p>
     <w:p>
@@ -1095,7 +1455,7 @@
           <w:b w:val="0"/>
           <w:sz w:val="28"/>
         </w:rPr>
-        <w:t>Правовая культура граждан и должностных лиц определяет эффективность правового регулирования. Образование, просвещение и доступность правовой информации способствуют укреплению законности.</w:t>
+        <w:t>Правовая культура граждан определяет эффективность правового регулирования.</w:t>
       </w:r>
     </w:p>
     <w:p>
@@ -1110,7 +1470,7 @@
           <w:b w:val="0"/>
           <w:sz w:val="28"/>
         </w:rPr>
-        <w:t>Правовое регулирование общественных отношений требует постоянного совершенствования законодательства с учётом изменений в обществе, экономике и международных отношениях.</w:t>
+        <w:t>Правовое регулирование общественных отношений требует постоянного совершенствования законодательства.</w:t>
       </w:r>
     </w:p>
     <w:p>
@@ -1125,7 +1485,352 @@
           <w:b w:val="0"/>
           <w:sz w:val="28"/>
         </w:rPr>
-        <w:t>Конституционные принципы служат фундаментом для всей системы права. Их соблюдение обеспечивает легитимность государственной власти и защиту прав человека.</w:t>
+        <w:t>Конституционные принципы служат фундаментом для всей системы права.</w:t>
+      </w:r>
+    </w:p>
+    <w:p>
+      <w:pPr>
+        <w:spacing w:lineRule="auto" w:line="360" w:after="0"/>
+        <w:ind w:firstLine="709"/>
+        <w:jc w:val="both"/>
+      </w:pPr>
+      <w:r>
+        <w:rPr>
+          <w:rFonts w:ascii="Times New Roman" w:hAnsi="Times New Roman" w:eastAsia="Times New Roman"/>
+          <w:b w:val="0"/>
+          <w:sz w:val="28"/>
+        </w:rPr>
+        <w:t>Правоприменительная практика играет важную роль в конкретизации правовых норм.</w:t>
+      </w:r>
+    </w:p>
+    <w:p>
+      <w:pPr>
+        <w:spacing w:lineRule="auto" w:line="360" w:after="0"/>
+        <w:ind w:firstLine="709"/>
+        <w:jc w:val="both"/>
+      </w:pPr>
+      <w:r>
+        <w:rPr>
+          <w:rFonts w:ascii="Times New Roman" w:hAnsi="Times New Roman" w:eastAsia="Times New Roman"/>
+          <w:b w:val="0"/>
+          <w:sz w:val="28"/>
+        </w:rPr>
+        <w:t>Правовая культура граждан определяет эффективность правового регулирования.</w:t>
+      </w:r>
+    </w:p>
+    <w:p>
+      <w:pPr>
+        <w:spacing w:lineRule="auto" w:line="360" w:after="0"/>
+        <w:ind w:firstLine="709"/>
+        <w:jc w:val="both"/>
+      </w:pPr>
+      <w:r>
+        <w:rPr>
+          <w:rFonts w:ascii="Times New Roman" w:hAnsi="Times New Roman" w:eastAsia="Times New Roman"/>
+          <w:b w:val="0"/>
+          <w:sz w:val="28"/>
+        </w:rPr>
+        <w:t>Правовое регулирование общественных отношений требует постоянного совершенствования законодательства.</w:t>
+      </w:r>
+    </w:p>
+    <w:p>
+      <w:pPr>
+        <w:spacing w:lineRule="auto" w:line="360" w:after="0"/>
+        <w:ind w:firstLine="709"/>
+        <w:jc w:val="both"/>
+      </w:pPr>
+      <w:r>
+        <w:rPr>
+          <w:rFonts w:ascii="Times New Roman" w:hAnsi="Times New Roman" w:eastAsia="Times New Roman"/>
+          <w:b w:val="0"/>
+          <w:sz w:val="28"/>
+        </w:rPr>
+        <w:t>Конституционные принципы служат фундаментом для всей системы права.</w:t>
+      </w:r>
+    </w:p>
+    <w:p>
+      <w:pPr>
+        <w:spacing w:lineRule="auto" w:line="360" w:after="0"/>
+        <w:ind w:firstLine="709"/>
+        <w:jc w:val="both"/>
+      </w:pPr>
+      <w:r>
+        <w:rPr>
+          <w:rFonts w:ascii="Times New Roman" w:hAnsi="Times New Roman" w:eastAsia="Times New Roman"/>
+          <w:b w:val="0"/>
+          <w:sz w:val="28"/>
+        </w:rPr>
+        <w:t>Правоприменительная практика играет важную роль в конкретизации правовых норм.</w:t>
+      </w:r>
+    </w:p>
+    <w:p>
+      <w:pPr>
+        <w:spacing w:lineRule="auto" w:line="360" w:after="0"/>
+        <w:ind w:firstLine="709"/>
+        <w:jc w:val="both"/>
+      </w:pPr>
+      <w:r>
+        <w:rPr>
+          <w:rFonts w:ascii="Times New Roman" w:hAnsi="Times New Roman" w:eastAsia="Times New Roman"/>
+          <w:b w:val="0"/>
+          <w:sz w:val="28"/>
+        </w:rPr>
+        <w:t>Правовая культура граждан определяет эффективность правового регулирования.</w:t>
+      </w:r>
+    </w:p>
+    <w:p>
+      <w:pPr>
+        <w:spacing w:lineRule="auto" w:line="360" w:after="0"/>
+        <w:ind w:firstLine="709"/>
+        <w:jc w:val="both"/>
+      </w:pPr>
+      <w:r>
+        <w:rPr>
+          <w:rFonts w:ascii="Times New Roman" w:hAnsi="Times New Roman" w:eastAsia="Times New Roman"/>
+          <w:b w:val="0"/>
+          <w:sz w:val="28"/>
+        </w:rPr>
+        <w:t>Правовое регулирование общественных отношений требует постоянного совершенствования законодательства.</w:t>
+      </w:r>
+    </w:p>
+    <w:p>
+      <w:pPr>
+        <w:spacing w:lineRule="auto" w:line="360" w:after="0"/>
+        <w:ind w:firstLine="709"/>
+        <w:jc w:val="both"/>
+      </w:pPr>
+      <w:r>
+        <w:rPr>
+          <w:rFonts w:ascii="Times New Roman" w:hAnsi="Times New Roman" w:eastAsia="Times New Roman"/>
+          <w:b w:val="0"/>
+          <w:sz w:val="28"/>
+        </w:rPr>
+        <w:t>Конституционные принципы служат фундаментом для всей системы права.</w:t>
+      </w:r>
+    </w:p>
+    <w:p>
+      <w:pPr>
+        <w:spacing w:lineRule="auto" w:line="360" w:after="0"/>
+        <w:ind w:firstLine="709"/>
+        <w:jc w:val="both"/>
+      </w:pPr>
+      <w:r>
+        <w:rPr>
+          <w:rFonts w:ascii="Times New Roman" w:hAnsi="Times New Roman" w:eastAsia="Times New Roman"/>
+          <w:b w:val="0"/>
+          <w:sz w:val="28"/>
+        </w:rPr>
+        <w:t>Правоприменительная практика играет важную роль в конкретизации правовых норм.</w:t>
+      </w:r>
+    </w:p>
+    <w:p>
+      <w:pPr>
+        <w:spacing w:lineRule="auto" w:line="360" w:after="0"/>
+        <w:ind w:firstLine="709"/>
+        <w:jc w:val="both"/>
+      </w:pPr>
+      <w:r>
+        <w:rPr>
+          <w:rFonts w:ascii="Times New Roman" w:hAnsi="Times New Roman" w:eastAsia="Times New Roman"/>
+          <w:b w:val="0"/>
+          <w:sz w:val="28"/>
+        </w:rPr>
+        <w:t>Правовая культура граждан определяет эффективность правового регулирования.</w:t>
+      </w:r>
+    </w:p>
+    <w:p>
+      <w:pPr>
+        <w:spacing w:lineRule="auto" w:line="360" w:after="0"/>
+        <w:ind w:firstLine="709"/>
+        <w:jc w:val="both"/>
+      </w:pPr>
+      <w:r>
+        <w:rPr>
+          <w:rFonts w:ascii="Times New Roman" w:hAnsi="Times New Roman" w:eastAsia="Times New Roman"/>
+          <w:b w:val="0"/>
+          <w:sz w:val="28"/>
+        </w:rPr>
+        <w:t>Правовое регулирование общественных отношений требует постоянного совершенствования законодательства.</w:t>
+      </w:r>
+    </w:p>
+    <w:p>
+      <w:pPr>
+        <w:spacing w:lineRule="auto" w:line="360" w:after="0"/>
+        <w:ind w:firstLine="709"/>
+        <w:jc w:val="both"/>
+      </w:pPr>
+      <w:r>
+        <w:rPr>
+          <w:rFonts w:ascii="Times New Roman" w:hAnsi="Times New Roman" w:eastAsia="Times New Roman"/>
+          <w:b w:val="0"/>
+          <w:sz w:val="28"/>
+        </w:rPr>
+        <w:t>Конституционные принципы служат фундаментом для всей системы права.</w:t>
+      </w:r>
+    </w:p>
+    <w:p>
+      <w:pPr>
+        <w:spacing w:lineRule="auto" w:line="360" w:after="0"/>
+        <w:ind w:firstLine="709"/>
+        <w:jc w:val="both"/>
+      </w:pPr>
+      <w:r>
+        <w:rPr>
+          <w:rFonts w:ascii="Times New Roman" w:hAnsi="Times New Roman" w:eastAsia="Times New Roman"/>
+          <w:b w:val="0"/>
+          <w:sz w:val="28"/>
+        </w:rPr>
+        <w:t>Правоприменительная практика играет важную роль в конкретизации правовых норм.</w:t>
+      </w:r>
+    </w:p>
+    <w:p>
+      <w:pPr>
+        <w:spacing w:lineRule="auto" w:line="360" w:after="0"/>
+        <w:ind w:firstLine="709"/>
+        <w:jc w:val="both"/>
+      </w:pPr>
+      <w:r>
+        <w:rPr>
+          <w:rFonts w:ascii="Times New Roman" w:hAnsi="Times New Roman" w:eastAsia="Times New Roman"/>
+          <w:b w:val="0"/>
+          <w:sz w:val="28"/>
+        </w:rPr>
+        <w:t>Правовая культура граждан определяет эффективность правового регулирования.</w:t>
+      </w:r>
+    </w:p>
+    <w:p>
+      <w:pPr>
+        <w:spacing w:lineRule="auto" w:line="360" w:after="0"/>
+        <w:ind w:firstLine="709"/>
+        <w:jc w:val="both"/>
+      </w:pPr>
+      <w:r>
+        <w:rPr>
+          <w:rFonts w:ascii="Times New Roman" w:hAnsi="Times New Roman" w:eastAsia="Times New Roman"/>
+          <w:b w:val="0"/>
+          <w:sz w:val="28"/>
+        </w:rPr>
+        <w:t>Правовое регулирование общественных отношений требует постоянного совершенствования законодательства.</w:t>
+      </w:r>
+    </w:p>
+    <w:p>
+      <w:pPr>
+        <w:spacing w:lineRule="auto" w:line="360" w:after="0"/>
+        <w:ind w:firstLine="709"/>
+        <w:jc w:val="both"/>
+      </w:pPr>
+      <w:r>
+        <w:rPr>
+          <w:rFonts w:ascii="Times New Roman" w:hAnsi="Times New Roman" w:eastAsia="Times New Roman"/>
+          <w:b w:val="0"/>
+          <w:sz w:val="28"/>
+        </w:rPr>
+        <w:t>Конституционные принципы служат фундаментом для всей системы права.</w:t>
+      </w:r>
+    </w:p>
+    <w:p>
+      <w:pPr>
+        <w:spacing w:lineRule="auto" w:line="360" w:after="0"/>
+        <w:ind w:firstLine="709"/>
+        <w:jc w:val="both"/>
+      </w:pPr>
+      <w:r>
+        <w:rPr>
+          <w:rFonts w:ascii="Times New Roman" w:hAnsi="Times New Roman" w:eastAsia="Times New Roman"/>
+          <w:b w:val="0"/>
+          <w:sz w:val="28"/>
+        </w:rPr>
+        <w:t>Правоприменительная практика играет важную роль в конкретизации правовых норм.</w:t>
+      </w:r>
+    </w:p>
+    <w:p>
+      <w:pPr>
+        <w:spacing w:lineRule="auto" w:line="360" w:after="0"/>
+        <w:ind w:firstLine="709"/>
+        <w:jc w:val="both"/>
+      </w:pPr>
+      <w:r>
+        <w:rPr>
+          <w:rFonts w:ascii="Times New Roman" w:hAnsi="Times New Roman" w:eastAsia="Times New Roman"/>
+          <w:b w:val="0"/>
+          <w:sz w:val="28"/>
+        </w:rPr>
+        <w:t>Правовая культура граждан определяет эффективность правового регулирования.</w:t>
+      </w:r>
+    </w:p>
+    <w:p>
+      <w:pPr>
+        <w:spacing w:lineRule="auto" w:line="360" w:after="0"/>
+        <w:ind w:firstLine="709"/>
+        <w:jc w:val="both"/>
+      </w:pPr>
+      <w:r>
+        <w:rPr>
+          <w:rFonts w:ascii="Times New Roman" w:hAnsi="Times New Roman" w:eastAsia="Times New Roman"/>
+          <w:b w:val="0"/>
+          <w:sz w:val="28"/>
+        </w:rPr>
+        <w:t>Правовое регулирование общественных отношений требует постоянного совершенствования законодательства.</w:t>
+      </w:r>
+    </w:p>
+    <w:p>
+      <w:pPr>
+        <w:spacing w:lineRule="auto" w:line="360" w:after="0"/>
+        <w:ind w:firstLine="709"/>
+        <w:jc w:val="both"/>
+      </w:pPr>
+      <w:r>
+        <w:rPr>
+          <w:rFonts w:ascii="Times New Roman" w:hAnsi="Times New Roman" w:eastAsia="Times New Roman"/>
+          <w:b w:val="0"/>
+          <w:sz w:val="28"/>
+        </w:rPr>
+        <w:t>Конституционные принципы служат фундаментом для всей системы права.</w:t>
+      </w:r>
+    </w:p>
+    <w:p>
+      <w:pPr>
+        <w:spacing w:lineRule="auto" w:line="360" w:after="0"/>
+        <w:ind w:firstLine="709"/>
+        <w:jc w:val="both"/>
+      </w:pPr>
+      <w:r>
+        <w:rPr>
+          <w:rFonts w:ascii="Times New Roman" w:hAnsi="Times New Roman" w:eastAsia="Times New Roman"/>
+          <w:b w:val="0"/>
+          <w:sz w:val="28"/>
+        </w:rPr>
+        <w:t>Правоприменительная практика играет важную роль в конкретизации правовых норм.</w:t>
+      </w:r>
+    </w:p>
+    <w:p>
+      <w:pPr>
+        <w:spacing w:lineRule="auto" w:line="360" w:after="0"/>
+        <w:ind w:firstLine="709"/>
+        <w:jc w:val="both"/>
+      </w:pPr>
+      <w:r>
+        <w:rPr>
+          <w:rFonts w:ascii="Times New Roman" w:hAnsi="Times New Roman" w:eastAsia="Times New Roman"/>
+          <w:b w:val="0"/>
+          <w:sz w:val="28"/>
+        </w:rPr>
+        <w:t>Правовая культура граждан определяет эффективность правового регулирования.</w:t>
+      </w:r>
+    </w:p>
+    <w:p>
+      <w:pPr>
+        <w:spacing w:lineRule="auto" w:line="360" w:after="0"/>
+        <w:ind w:firstLine="709"/>
+        <w:jc w:val="both"/>
+      </w:pPr>
+      <w:r>
+        <w:rPr>
+          <w:rFonts w:ascii="Times New Roman" w:hAnsi="Times New Roman" w:eastAsia="Times New Roman"/>
+          <w:b w:val="0"/>
+          <w:sz w:val="28"/>
+        </w:rPr>
+        <w:t>Правовое регулирование общественных отношений требует постоянного совершенствования законодательства.</w:t>
       </w:r>
     </w:p>
     <w:p>
@@ -1200,7 +1905,7 @@
           <w:b w:val="0"/>
           <w:sz w:val="28"/>
         </w:rPr>
-        <w:t>Правоприменительная практика играет важную роль в конкретизации правовых норм. Судебные решения, разъяснения высших судов и правоприменительные акты влияют на толкование закона.</w:t>
+        <w:t>Правоприменительная практика играет важную роль в конкретизации правовых норм.</w:t>
       </w:r>
     </w:p>
     <w:p>
@@ -1215,7 +1920,7 @@
           <w:b w:val="0"/>
           <w:sz w:val="28"/>
         </w:rPr>
-        <w:t>Правовая культура граждан и должностных лиц определяет эффективность правового регулирования. Образование, просвещение и доступность правовой информации способствуют укреплению законности.</w:t>
+        <w:t>Правовая культура граждан определяет эффективность правового регулирования.</w:t>
       </w:r>
     </w:p>
     <w:p>
@@ -1230,7 +1935,7 @@
           <w:b w:val="0"/>
           <w:sz w:val="28"/>
         </w:rPr>
-        <w:t>Правовое регулирование общественных отношений требует постоянного совершенствования законодательства с учётом изменений в обществе, экономике и международных отношениях.</w:t>
+        <w:t>Правовое регулирование общественных отношений требует постоянного совершенствования законодательства.</w:t>
       </w:r>
     </w:p>
     <w:p>
@@ -1245,7 +1950,7 @@
           <w:b w:val="0"/>
           <w:sz w:val="28"/>
         </w:rPr>
-        <w:t>Конституционные принципы служат фундаментом для всей системы права. Их соблюдение обеспечивает легитимность государственной власти и защиту прав человека.</w:t>
+        <w:t>Конституционные принципы служат фундаментом для всей системы права.</w:t>
       </w:r>
     </w:p>
     <w:p>
@@ -1260,7 +1965,7 @@
           <w:b w:val="0"/>
           <w:sz w:val="28"/>
         </w:rPr>
-        <w:t>Правоприменительная практика играет важную роль в конкретизации правовых норм. Судебные решения, разъяснения высших судов и правоприменительные акты влияют на толкование закона.</w:t>
+        <w:t>Правоприменительная практика играет важную роль в конкретизации правовых норм.</w:t>
       </w:r>
     </w:p>
     <w:p>
@@ -1275,7 +1980,7 @@
           <w:b w:val="0"/>
           <w:sz w:val="28"/>
         </w:rPr>
-        <w:t>Правовая культура граждан и должностных лиц определяет эффективность правового регулирования. Образование, просвещение и доступность правовой информации способствуют укреплению законности.</w:t>
+        <w:t>Правовая культура граждан определяет эффективность правового регулирования.</w:t>
       </w:r>
     </w:p>
     <w:p>
@@ -1290,7 +1995,7 @@
           <w:b w:val="0"/>
           <w:sz w:val="28"/>
         </w:rPr>
-        <w:t>Правовое регулирование общественных отношений требует постоянного совершенствования законодательства с учётом изменений в обществе, экономике и международных отношениях.</w:t>
+        <w:t>Правовое регулирование общественных отношений требует постоянного совершенствования законодательства.</w:t>
       </w:r>
     </w:p>
     <w:p>
@@ -1305,7 +2010,7 @@
           <w:b w:val="0"/>
           <w:sz w:val="28"/>
         </w:rPr>
-        <w:t>Конституционные принципы служат фундаментом для всей системы права. Их соблюдение обеспечивает легитимность государственной власти и защиту прав человека.</w:t>
+        <w:t>Конституционные принципы служат фундаментом для всей системы права.</w:t>
       </w:r>
     </w:p>
     <w:p>
@@ -1320,7 +2025,7 @@
           <w:b w:val="0"/>
           <w:sz w:val="28"/>
         </w:rPr>
-        <w:t>Правоприменительная практика играет важную роль в конкретизации правовых норм. Судебные решения, разъяснения высших судов и правоприменительные акты влияют на толкование закона.</w:t>
+        <w:t>Правоприменительная практика играет важную роль в конкретизации правовых норм.</w:t>
       </w:r>
     </w:p>
     <w:p>
@@ -1335,7 +2040,7 @@
           <w:b w:val="0"/>
           <w:sz w:val="28"/>
         </w:rPr>
-        <w:t>Правовая культура граждан и должностных лиц определяет эффективность правового регулирования. Образование, просвещение и доступность правовой информации способствуют укреплению законности.</w:t>
+        <w:t>Правовая культура граждан определяет эффективность правового регулирования.</w:t>
       </w:r>
     </w:p>
     <w:p>
@@ -1350,7 +2055,7 @@
           <w:b w:val="0"/>
           <w:sz w:val="28"/>
         </w:rPr>
-        <w:t>Правовое регулирование общественных отношений требует постоянного совершенствования законодательства с учётом изменений в обществе, экономике и международных отношениях.</w:t>
+        <w:t>Правовое регулирование общественных отношений требует постоянного совершенствования законодательства.</w:t>
       </w:r>
     </w:p>
     <w:p>
@@ -1365,7 +2070,7 @@
           <w:b w:val="0"/>
           <w:sz w:val="28"/>
         </w:rPr>
-        <w:t>Конституционные принципы служат фундаментом для всей системы права. Их соблюдение обеспечивает легитимность государственной власти и защиту прав человека.</w:t>
+        <w:t>Конституционные принципы служат фундаментом для всей системы права.</w:t>
       </w:r>
     </w:p>
     <w:p>
@@ -1380,7 +2085,7 @@
           <w:b w:val="0"/>
           <w:sz w:val="28"/>
         </w:rPr>
-        <w:t>Правоприменительная практика играет важную роль в конкретизации правовых норм. Судебные решения, разъяснения высших судов и правоприменительные акты влияют на толкование закона.</w:t>
+        <w:t>Правоприменительная практика играет важную роль в конкретизации правовых норм.</w:t>
       </w:r>
     </w:p>
     <w:p>
@@ -1395,7 +2100,7 @@
           <w:b w:val="0"/>
           <w:sz w:val="28"/>
         </w:rPr>
-        <w:t>Правовая культура граждан и должностных лиц определяет эффективность правового регулирования. Образование, просвещение и доступность правовой информации способствуют укреплению законности.</w:t>
+        <w:t>Правовая культура граждан определяет эффективность правового регулирования.</w:t>
       </w:r>
     </w:p>
     <w:p>
@@ -1410,7 +2115,7 @@
           <w:b w:val="0"/>
           <w:sz w:val="28"/>
         </w:rPr>
-        <w:t>Правовое регулирование общественных отношений требует постоянного совершенствования законодательства с учётом изменений в обществе, экономике и международных отношениях.</w:t>
+        <w:t>Правовое регулирование общественных отношений требует постоянного совершенствования законодательства.</w:t>
       </w:r>
     </w:p>
     <w:p>
@@ -1425,7 +2130,7 @@
           <w:b w:val="0"/>
           <w:sz w:val="28"/>
         </w:rPr>
-        <w:t>Конституционные принципы служат фундаментом для всей системы права. Их соблюдение обеспечивает легитимность государственной власти и защиту прав человека.</w:t>
+        <w:t>Конституционные принципы служат фундаментом для всей системы права.</w:t>
       </w:r>
     </w:p>
     <w:p>
@@ -1440,7 +2145,7 @@
           <w:b w:val="0"/>
           <w:sz w:val="28"/>
         </w:rPr>
-        <w:t>Правоприменительная практика играет важную роль в конкретизации правовых норм. Судебные решения, разъяснения высших судов и правоприменительные акты влияют на толкование закона.</w:t>
+        <w:t>Правоприменительная практика играет важную роль в конкретизации правовых норм.</w:t>
       </w:r>
     </w:p>
     <w:p>
@@ -1455,7 +2160,7 @@
           <w:b w:val="0"/>
           <w:sz w:val="28"/>
         </w:rPr>
-        <w:t>Правовая культура граждан и должностных лиц определяет эффективность правового регулирования. Образование, просвещение и доступность правовой информации способствуют укреплению законности.</w:t>
+        <w:t>Правовая культура граждан определяет эффективность правового регулирования.</w:t>
       </w:r>
     </w:p>
     <w:p>
@@ -1470,7 +2175,7 @@
           <w:b w:val="0"/>
           <w:sz w:val="28"/>
         </w:rPr>
-        <w:t>Правовое регулирование общественных отношений требует постоянного совершенствования законодательства с учётом изменений в обществе, экономике и международных отношениях.</w:t>
+        <w:t>Правовое регулирование общественных отношений требует постоянного совершенствования законодательства.</w:t>
       </w:r>
     </w:p>
     <w:p>
@@ -1485,7 +2190,7 @@
           <w:b w:val="0"/>
           <w:sz w:val="28"/>
         </w:rPr>
-        <w:t>Конституционные принципы служат фундаментом для всей системы права. Их соблюдение обеспечивает легитимность государственной власти и защиту прав человека.</w:t>
+        <w:t>Конституционные принципы служат фундаментом для всей системы права.</w:t>
       </w:r>
     </w:p>
     <w:p>
@@ -1500,7 +2205,352 @@
           <w:b w:val="0"/>
           <w:sz w:val="28"/>
         </w:rPr>
-        <w:t>Правоприменительная практика играет важную роль в конкретизации правовых норм. Судебные решения, разъяснения высших судов и правоприменительные акты влияют на толкование закона.</w:t>
+        <w:t>Правоприменительная практика играет важную роль в конкретизации правовых норм.</w:t>
+      </w:r>
+    </w:p>
+    <w:p>
+      <w:pPr>
+        <w:spacing w:lineRule="auto" w:line="360" w:after="0"/>
+        <w:ind w:firstLine="709"/>
+        <w:jc w:val="both"/>
+      </w:pPr>
+      <w:r>
+        <w:rPr>
+          <w:rFonts w:ascii="Times New Roman" w:hAnsi="Times New Roman" w:eastAsia="Times New Roman"/>
+          <w:b w:val="0"/>
+          <w:sz w:val="28"/>
+        </w:rPr>
+        <w:t>Правовая культура граждан определяет эффективность правового регулирования.</w:t>
+      </w:r>
+    </w:p>
+    <w:p>
+      <w:pPr>
+        <w:spacing w:lineRule="auto" w:line="360" w:after="0"/>
+        <w:ind w:firstLine="709"/>
+        <w:jc w:val="both"/>
+      </w:pPr>
+      <w:r>
+        <w:rPr>
+          <w:rFonts w:ascii="Times New Roman" w:hAnsi="Times New Roman" w:eastAsia="Times New Roman"/>
+          <w:b w:val="0"/>
+          <w:sz w:val="28"/>
+        </w:rPr>
+        <w:t>Правовое регулирование общественных отношений требует постоянного совершенствования законодательства.</w:t>
+      </w:r>
+    </w:p>
+    <w:p>
+      <w:pPr>
+        <w:spacing w:lineRule="auto" w:line="360" w:after="0"/>
+        <w:ind w:firstLine="709"/>
+        <w:jc w:val="both"/>
+      </w:pPr>
+      <w:r>
+        <w:rPr>
+          <w:rFonts w:ascii="Times New Roman" w:hAnsi="Times New Roman" w:eastAsia="Times New Roman"/>
+          <w:b w:val="0"/>
+          <w:sz w:val="28"/>
+        </w:rPr>
+        <w:t>Конституционные принципы служат фундаментом для всей системы права.</w:t>
+      </w:r>
+    </w:p>
+    <w:p>
+      <w:pPr>
+        <w:spacing w:lineRule="auto" w:line="360" w:after="0"/>
+        <w:ind w:firstLine="709"/>
+        <w:jc w:val="both"/>
+      </w:pPr>
+      <w:r>
+        <w:rPr>
+          <w:rFonts w:ascii="Times New Roman" w:hAnsi="Times New Roman" w:eastAsia="Times New Roman"/>
+          <w:b w:val="0"/>
+          <w:sz w:val="28"/>
+        </w:rPr>
+        <w:t>Правоприменительная практика играет важную роль в конкретизации правовых норм.</w:t>
+      </w:r>
+    </w:p>
+    <w:p>
+      <w:pPr>
+        <w:spacing w:lineRule="auto" w:line="360" w:after="0"/>
+        <w:ind w:firstLine="709"/>
+        <w:jc w:val="both"/>
+      </w:pPr>
+      <w:r>
+        <w:rPr>
+          <w:rFonts w:ascii="Times New Roman" w:hAnsi="Times New Roman" w:eastAsia="Times New Roman"/>
+          <w:b w:val="0"/>
+          <w:sz w:val="28"/>
+        </w:rPr>
+        <w:t>Правовая культура граждан определяет эффективность правового регулирования.</w:t>
+      </w:r>
+    </w:p>
+    <w:p>
+      <w:pPr>
+        <w:spacing w:lineRule="auto" w:line="360" w:after="0"/>
+        <w:ind w:firstLine="709"/>
+        <w:jc w:val="both"/>
+      </w:pPr>
+      <w:r>
+        <w:rPr>
+          <w:rFonts w:ascii="Times New Roman" w:hAnsi="Times New Roman" w:eastAsia="Times New Roman"/>
+          <w:b w:val="0"/>
+          <w:sz w:val="28"/>
+        </w:rPr>
+        <w:t>Правовое регулирование общественных отношений требует постоянного совершенствования законодательства.</w:t>
+      </w:r>
+    </w:p>
+    <w:p>
+      <w:pPr>
+        <w:spacing w:lineRule="auto" w:line="360" w:after="0"/>
+        <w:ind w:firstLine="709"/>
+        <w:jc w:val="both"/>
+      </w:pPr>
+      <w:r>
+        <w:rPr>
+          <w:rFonts w:ascii="Times New Roman" w:hAnsi="Times New Roman" w:eastAsia="Times New Roman"/>
+          <w:b w:val="0"/>
+          <w:sz w:val="28"/>
+        </w:rPr>
+        <w:t>Конституционные принципы служат фундаментом для всей системы права.</w:t>
+      </w:r>
+    </w:p>
+    <w:p>
+      <w:pPr>
+        <w:spacing w:lineRule="auto" w:line="360" w:after="0"/>
+        <w:ind w:firstLine="709"/>
+        <w:jc w:val="both"/>
+      </w:pPr>
+      <w:r>
+        <w:rPr>
+          <w:rFonts w:ascii="Times New Roman" w:hAnsi="Times New Roman" w:eastAsia="Times New Roman"/>
+          <w:b w:val="0"/>
+          <w:sz w:val="28"/>
+        </w:rPr>
+        <w:t>Правоприменительная практика играет важную роль в конкретизации правовых норм.</w:t>
+      </w:r>
+    </w:p>
+    <w:p>
+      <w:pPr>
+        <w:spacing w:lineRule="auto" w:line="360" w:after="0"/>
+        <w:ind w:firstLine="709"/>
+        <w:jc w:val="both"/>
+      </w:pPr>
+      <w:r>
+        <w:rPr>
+          <w:rFonts w:ascii="Times New Roman" w:hAnsi="Times New Roman" w:eastAsia="Times New Roman"/>
+          <w:b w:val="0"/>
+          <w:sz w:val="28"/>
+        </w:rPr>
+        <w:t>Правовая культура граждан определяет эффективность правового регулирования.</w:t>
+      </w:r>
+    </w:p>
+    <w:p>
+      <w:pPr>
+        <w:spacing w:lineRule="auto" w:line="360" w:after="0"/>
+        <w:ind w:firstLine="709"/>
+        <w:jc w:val="both"/>
+      </w:pPr>
+      <w:r>
+        <w:rPr>
+          <w:rFonts w:ascii="Times New Roman" w:hAnsi="Times New Roman" w:eastAsia="Times New Roman"/>
+          <w:b w:val="0"/>
+          <w:sz w:val="28"/>
+        </w:rPr>
+        <w:t>Правовое регулирование общественных отношений требует постоянного совершенствования законодательства.</w:t>
+      </w:r>
+    </w:p>
+    <w:p>
+      <w:pPr>
+        <w:spacing w:lineRule="auto" w:line="360" w:after="0"/>
+        <w:ind w:firstLine="709"/>
+        <w:jc w:val="both"/>
+      </w:pPr>
+      <w:r>
+        <w:rPr>
+          <w:rFonts w:ascii="Times New Roman" w:hAnsi="Times New Roman" w:eastAsia="Times New Roman"/>
+          <w:b w:val="0"/>
+          <w:sz w:val="28"/>
+        </w:rPr>
+        <w:t>Конституционные принципы служат фундаментом для всей системы права.</w:t>
+      </w:r>
+    </w:p>
+    <w:p>
+      <w:pPr>
+        <w:spacing w:lineRule="auto" w:line="360" w:after="0"/>
+        <w:ind w:firstLine="709"/>
+        <w:jc w:val="both"/>
+      </w:pPr>
+      <w:r>
+        <w:rPr>
+          <w:rFonts w:ascii="Times New Roman" w:hAnsi="Times New Roman" w:eastAsia="Times New Roman"/>
+          <w:b w:val="0"/>
+          <w:sz w:val="28"/>
+        </w:rPr>
+        <w:t>Правоприменительная практика играет важную роль в конкретизации правовых норм.</w:t>
+      </w:r>
+    </w:p>
+    <w:p>
+      <w:pPr>
+        <w:spacing w:lineRule="auto" w:line="360" w:after="0"/>
+        <w:ind w:firstLine="709"/>
+        <w:jc w:val="both"/>
+      </w:pPr>
+      <w:r>
+        <w:rPr>
+          <w:rFonts w:ascii="Times New Roman" w:hAnsi="Times New Roman" w:eastAsia="Times New Roman"/>
+          <w:b w:val="0"/>
+          <w:sz w:val="28"/>
+        </w:rPr>
+        <w:t>Правовая культура граждан определяет эффективность правового регулирования.</w:t>
+      </w:r>
+    </w:p>
+    <w:p>
+      <w:pPr>
+        <w:spacing w:lineRule="auto" w:line="360" w:after="0"/>
+        <w:ind w:firstLine="709"/>
+        <w:jc w:val="both"/>
+      </w:pPr>
+      <w:r>
+        <w:rPr>
+          <w:rFonts w:ascii="Times New Roman" w:hAnsi="Times New Roman" w:eastAsia="Times New Roman"/>
+          <w:b w:val="0"/>
+          <w:sz w:val="28"/>
+        </w:rPr>
+        <w:t>Правовое регулирование общественных отношений требует постоянного совершенствования законодательства.</w:t>
+      </w:r>
+    </w:p>
+    <w:p>
+      <w:pPr>
+        <w:spacing w:lineRule="auto" w:line="360" w:after="0"/>
+        <w:ind w:firstLine="709"/>
+        <w:jc w:val="both"/>
+      </w:pPr>
+      <w:r>
+        <w:rPr>
+          <w:rFonts w:ascii="Times New Roman" w:hAnsi="Times New Roman" w:eastAsia="Times New Roman"/>
+          <w:b w:val="0"/>
+          <w:sz w:val="28"/>
+        </w:rPr>
+        <w:t>Конституционные принципы служат фундаментом для всей системы права.</w:t>
+      </w:r>
+    </w:p>
+    <w:p>
+      <w:pPr>
+        <w:spacing w:lineRule="auto" w:line="360" w:after="0"/>
+        <w:ind w:firstLine="709"/>
+        <w:jc w:val="both"/>
+      </w:pPr>
+      <w:r>
+        <w:rPr>
+          <w:rFonts w:ascii="Times New Roman" w:hAnsi="Times New Roman" w:eastAsia="Times New Roman"/>
+          <w:b w:val="0"/>
+          <w:sz w:val="28"/>
+        </w:rPr>
+        <w:t>Правоприменительная практика играет важную роль в конкретизации правовых норм.</w:t>
+      </w:r>
+    </w:p>
+    <w:p>
+      <w:pPr>
+        <w:spacing w:lineRule="auto" w:line="360" w:after="0"/>
+        <w:ind w:firstLine="709"/>
+        <w:jc w:val="both"/>
+      </w:pPr>
+      <w:r>
+        <w:rPr>
+          <w:rFonts w:ascii="Times New Roman" w:hAnsi="Times New Roman" w:eastAsia="Times New Roman"/>
+          <w:b w:val="0"/>
+          <w:sz w:val="28"/>
+        </w:rPr>
+        <w:t>Правовая культура граждан определяет эффективность правового регулирования.</w:t>
+      </w:r>
+    </w:p>
+    <w:p>
+      <w:pPr>
+        <w:spacing w:lineRule="auto" w:line="360" w:after="0"/>
+        <w:ind w:firstLine="709"/>
+        <w:jc w:val="both"/>
+      </w:pPr>
+      <w:r>
+        <w:rPr>
+          <w:rFonts w:ascii="Times New Roman" w:hAnsi="Times New Roman" w:eastAsia="Times New Roman"/>
+          <w:b w:val="0"/>
+          <w:sz w:val="28"/>
+        </w:rPr>
+        <w:t>Правовое регулирование общественных отношений требует постоянного совершенствования законодательства.</w:t>
+      </w:r>
+    </w:p>
+    <w:p>
+      <w:pPr>
+        <w:spacing w:lineRule="auto" w:line="360" w:after="0"/>
+        <w:ind w:firstLine="709"/>
+        <w:jc w:val="both"/>
+      </w:pPr>
+      <w:r>
+        <w:rPr>
+          <w:rFonts w:ascii="Times New Roman" w:hAnsi="Times New Roman" w:eastAsia="Times New Roman"/>
+          <w:b w:val="0"/>
+          <w:sz w:val="28"/>
+        </w:rPr>
+        <w:t>Конституционные принципы служат фундаментом для всей системы права.</w:t>
+      </w:r>
+    </w:p>
+    <w:p>
+      <w:pPr>
+        <w:spacing w:lineRule="auto" w:line="360" w:after="0"/>
+        <w:ind w:firstLine="709"/>
+        <w:jc w:val="both"/>
+      </w:pPr>
+      <w:r>
+        <w:rPr>
+          <w:rFonts w:ascii="Times New Roman" w:hAnsi="Times New Roman" w:eastAsia="Times New Roman"/>
+          <w:b w:val="0"/>
+          <w:sz w:val="28"/>
+        </w:rPr>
+        <w:t>Правоприменительная практика играет важную роль в конкретизации правовых норм.</w:t>
+      </w:r>
+    </w:p>
+    <w:p>
+      <w:pPr>
+        <w:spacing w:lineRule="auto" w:line="360" w:after="0"/>
+        <w:ind w:firstLine="709"/>
+        <w:jc w:val="both"/>
+      </w:pPr>
+      <w:r>
+        <w:rPr>
+          <w:rFonts w:ascii="Times New Roman" w:hAnsi="Times New Roman" w:eastAsia="Times New Roman"/>
+          <w:b w:val="0"/>
+          <w:sz w:val="28"/>
+        </w:rPr>
+        <w:t>Правовая культура граждан определяет эффективность правового регулирования.</w:t>
+      </w:r>
+    </w:p>
+    <w:p>
+      <w:pPr>
+        <w:spacing w:lineRule="auto" w:line="360" w:after="0"/>
+        <w:ind w:firstLine="709"/>
+        <w:jc w:val="both"/>
+      </w:pPr>
+      <w:r>
+        <w:rPr>
+          <w:rFonts w:ascii="Times New Roman" w:hAnsi="Times New Roman" w:eastAsia="Times New Roman"/>
+          <w:b w:val="0"/>
+          <w:sz w:val="28"/>
+        </w:rPr>
+        <w:t>Правовое регулирование общественных отношений требует постоянного совершенствования законодательства.</w:t>
+      </w:r>
+    </w:p>
+    <w:p>
+      <w:pPr>
+        <w:spacing w:lineRule="auto" w:line="360" w:after="0"/>
+        <w:ind w:firstLine="709"/>
+        <w:jc w:val="both"/>
+      </w:pPr>
+      <w:r>
+        <w:rPr>
+          <w:rFonts w:ascii="Times New Roman" w:hAnsi="Times New Roman" w:eastAsia="Times New Roman"/>
+          <w:b w:val="0"/>
+          <w:sz w:val="28"/>
+        </w:rPr>
+        <w:t>Конституционные принципы служат фундаментом для всей системы права.</w:t>
       </w:r>
     </w:p>
     <w:p>
@@ -1560,7 +2610,7 @@
           <w:b w:val="0"/>
           <w:sz w:val="28"/>
         </w:rPr>
-        <w:t>Правовая культура граждан и должностных лиц определяет эффективность правового регулирования. Образование, просвещение и доступность правовой информации способствуют укреплению законности.</w:t>
+        <w:t>Правовая культура граждан определяет эффективность правового регулирования.</w:t>
       </w:r>
     </w:p>
     <w:p>
@@ -1575,7 +2625,7 @@
           <w:b w:val="0"/>
           <w:sz w:val="28"/>
         </w:rPr>
-        <w:t>Правовое регулирование общественных отношений требует постоянного совершенствования законодательства с учётом изменений в обществе, экономике и международных отношениях.</w:t>
+        <w:t>Правовое регулирование общественных отношений требует постоянного совершенствования законодательства.</w:t>
       </w:r>
     </w:p>
     <w:p>
@@ -1590,7 +2640,7 @@
           <w:b w:val="0"/>
           <w:sz w:val="28"/>
         </w:rPr>
-        <w:t>Конституционные принципы служат фундаментом для всей системы права. Их соблюдение обеспечивает легитимность государственной власти и защиту прав человека.</w:t>
+        <w:t>Конституционные принципы служат фундаментом для всей системы права.</w:t>
       </w:r>
     </w:p>
     <w:p>
@@ -1605,7 +2655,7 @@
           <w:b w:val="0"/>
           <w:sz w:val="28"/>
         </w:rPr>
-        <w:t>Правоприменительная практика играет важную роль в конкретизации правовых норм. Судебные решения, разъяснения высших судов и правоприменительные акты влияют на толкование закона.</w:t>
+        <w:t>Правоприменительная практика играет важную роль в конкретизации правовых норм.</w:t>
       </w:r>
     </w:p>
     <w:p>
@@ -1620,7 +2670,7 @@
           <w:b w:val="0"/>
           <w:sz w:val="28"/>
         </w:rPr>
-        <w:t>Правовая культура граждан и должностных лиц определяет эффективность правового регулирования. Образование, просвещение и доступность правовой информации способствуют укреплению законности.</w:t>
+        <w:t>Правовая культура граждан определяет эффективность правового регулирования.</w:t>
       </w:r>
     </w:p>
     <w:p>
@@ -1635,7 +2685,7 @@
           <w:b w:val="0"/>
           <w:sz w:val="28"/>
         </w:rPr>
-        <w:t>Правовое регулирование общественных отношений требует постоянного совершенствования законодательства с учётом изменений в обществе, экономике и международных отношениях.</w:t>
+        <w:t>Правовое регулирование общественных отношений требует постоянного совершенствования законодательства.</w:t>
       </w:r>
     </w:p>
     <w:p>
@@ -1650,7 +2700,7 @@
           <w:b w:val="0"/>
           <w:sz w:val="28"/>
         </w:rPr>
-        <w:t>Конституционные принципы служат фундаментом для всей системы права. Их соблюдение обеспечивает легитимность государственной власти и защиту прав человека.</w:t>
+        <w:t>Конституционные принципы служат фундаментом для всей системы права.</w:t>
       </w:r>
     </w:p>
     <w:p>
@@ -1665,7 +2715,7 @@
           <w:b w:val="0"/>
           <w:sz w:val="28"/>
         </w:rPr>
-        <w:t>Правоприменительная практика играет важную роль в конкретизации правовых норм. Судебные решения, разъяснения высших судов и правоприменительные акты влияют на толкование закона.</w:t>
+        <w:t>Правоприменительная практика играет важную роль в конкретизации правовых норм.</w:t>
       </w:r>
     </w:p>
     <w:p>
@@ -1680,7 +2730,7 @@
           <w:b w:val="0"/>
           <w:sz w:val="28"/>
         </w:rPr>
-        <w:t>Правовая культура граждан и должностных лиц определяет эффективность правового регулирования. Образование, просвещение и доступность правовой информации способствуют укреплению законности.</w:t>
+        <w:t>Правовая культура граждан определяет эффективность правового регулирования.</w:t>
       </w:r>
     </w:p>
     <w:p>
@@ -1695,7 +2745,7 @@
           <w:b w:val="0"/>
           <w:sz w:val="28"/>
         </w:rPr>
-        <w:t>Правовое регулирование общественных отношений требует постоянного совершенствования законодательства с учётом изменений в обществе, экономике и международных отношениях.</w:t>
+        <w:t>Правовое регулирование общественных отношений требует постоянного совершенствования законодательства.</w:t>
       </w:r>
     </w:p>
     <w:p>
@@ -1710,7 +2760,7 @@
           <w:b w:val="0"/>
           <w:sz w:val="28"/>
         </w:rPr>
-        <w:t>Конституционные принципы служат фундаментом для всей системы права. Их соблюдение обеспечивает легитимность государственной власти и защиту прав человека.</w:t>
+        <w:t>Конституционные принципы служат фундаментом для всей системы права.</w:t>
       </w:r>
     </w:p>
     <w:p>
@@ -1725,7 +2775,7 @@
           <w:b w:val="0"/>
           <w:sz w:val="28"/>
         </w:rPr>
-        <w:t>Правоприменительная практика играет важную роль в конкретизации правовых норм. Судебные решения, разъяснения высших судов и правоприменительные акты влияют на толкование закона.</w:t>
+        <w:t>Правоприменительная практика играет важную роль в конкретизации правовых норм.</w:t>
       </w:r>
     </w:p>
     <w:p>
@@ -1740,7 +2790,7 @@
           <w:b w:val="0"/>
           <w:sz w:val="28"/>
         </w:rPr>
-        <w:t>Правовая культура граждан и должностных лиц определяет эффективность правового регулирования. Образование, просвещение и доступность правовой информации способствуют укреплению законности.</w:t>
+        <w:t>Правовая культура граждан определяет эффективность правового регулирования.</w:t>
       </w:r>
     </w:p>
     <w:p>
@@ -1755,7 +2805,7 @@
           <w:b w:val="0"/>
           <w:sz w:val="28"/>
         </w:rPr>
-        <w:t>Правовое регулирование общественных отношений требует постоянного совершенствования законодательства с учётом изменений в обществе, экономике и международных отношениях.</w:t>
+        <w:t>Правовое регулирование общественных отношений требует постоянного совершенствования законодательства.</w:t>
       </w:r>
     </w:p>
     <w:p>
@@ -1770,7 +2820,7 @@
           <w:b w:val="0"/>
           <w:sz w:val="28"/>
         </w:rPr>
-        <w:t>Конституционные принципы служат фундаментом для всей системы права. Их соблюдение обеспечивает легитимность государственной власти и защиту прав человека.</w:t>
+        <w:t>Конституционные принципы служат фундаментом для всей системы права.</w:t>
       </w:r>
     </w:p>
     <w:p>
@@ -1785,7 +2835,7 @@
           <w:b w:val="0"/>
           <w:sz w:val="28"/>
         </w:rPr>
-        <w:t>Правоприменительная практика играет важную роль в конкретизации правовых норм. Судебные решения, разъяснения высших судов и правоприменительные акты влияют на толкование закона.</w:t>
+        <w:t>Правоприменительная практика играет важную роль в конкретизации правовых норм.</w:t>
       </w:r>
     </w:p>
     <w:p>
@@ -1800,7 +2850,7 @@
           <w:b w:val="0"/>
           <w:sz w:val="28"/>
         </w:rPr>
-        <w:t>Правовая культура граждан и должностных лиц определяет эффективность правового регулирования. Образование, просвещение и доступность правовой информации способствуют укреплению законности.</w:t>
+        <w:t>Правовая культура граждан определяет эффективность правового регулирования.</w:t>
       </w:r>
     </w:p>
     <w:p>
@@ -1815,7 +2865,7 @@
           <w:b w:val="0"/>
           <w:sz w:val="28"/>
         </w:rPr>
-        <w:t>Правовое регулирование общественных отношений требует постоянного совершенствования законодательства с учётом изменений в обществе, экономике и международных отношениях.</w:t>
+        <w:t>Правовое регулирование общественных отношений требует постоянного совершенствования законодательства.</w:t>
       </w:r>
     </w:p>
     <w:p>
@@ -1830,7 +2880,7 @@
           <w:b w:val="0"/>
           <w:sz w:val="28"/>
         </w:rPr>
-        <w:t>Конституционные принципы служат фундаментом для всей системы права. Их соблюдение обеспечивает легитимность государственной власти и защиту прав человека.</w:t>
+        <w:t>Конституционные принципы служат фундаментом для всей системы права.</w:t>
       </w:r>
     </w:p>
     <w:p>
@@ -1845,7 +2895,367 @@
           <w:b w:val="0"/>
           <w:sz w:val="28"/>
         </w:rPr>
-        <w:t>Правоприменительная практика играет важную роль в конкретизации правовых норм. Судебные решения, разъяснения высших судов и правоприменительные акты влияют на толкование закона.</w:t>
+        <w:t>Правоприменительная практика играет важную роль в конкретизации правовых норм.</w:t>
+      </w:r>
+    </w:p>
+    <w:p>
+      <w:pPr>
+        <w:spacing w:lineRule="auto" w:line="360" w:after="0"/>
+        <w:ind w:firstLine="709"/>
+        <w:jc w:val="both"/>
+      </w:pPr>
+      <w:r>
+        <w:rPr>
+          <w:rFonts w:ascii="Times New Roman" w:hAnsi="Times New Roman" w:eastAsia="Times New Roman"/>
+          <w:b w:val="0"/>
+          <w:sz w:val="28"/>
+        </w:rPr>
+        <w:t>Правовая культура граждан определяет эффективность правового регулирования.</w:t>
+      </w:r>
+    </w:p>
+    <w:p>
+      <w:pPr>
+        <w:spacing w:lineRule="auto" w:line="360" w:after="0"/>
+        <w:ind w:firstLine="709"/>
+        <w:jc w:val="both"/>
+      </w:pPr>
+      <w:r>
+        <w:rPr>
+          <w:rFonts w:ascii="Times New Roman" w:hAnsi="Times New Roman" w:eastAsia="Times New Roman"/>
+          <w:b w:val="0"/>
+          <w:sz w:val="28"/>
+        </w:rPr>
+        <w:t>Правовое регулирование общественных отношений требует постоянного совершенствования законодательства.</w:t>
+      </w:r>
+    </w:p>
+    <w:p>
+      <w:pPr>
+        <w:spacing w:lineRule="auto" w:line="360" w:after="0"/>
+        <w:ind w:firstLine="709"/>
+        <w:jc w:val="both"/>
+      </w:pPr>
+      <w:r>
+        <w:rPr>
+          <w:rFonts w:ascii="Times New Roman" w:hAnsi="Times New Roman" w:eastAsia="Times New Roman"/>
+          <w:b w:val="0"/>
+          <w:sz w:val="28"/>
+        </w:rPr>
+        <w:t>Конституционные принципы служат фундаментом для всей системы права.</w:t>
+      </w:r>
+    </w:p>
+    <w:p>
+      <w:pPr>
+        <w:spacing w:lineRule="auto" w:line="360" w:after="0"/>
+        <w:ind w:firstLine="709"/>
+        <w:jc w:val="both"/>
+      </w:pPr>
+      <w:r>
+        <w:rPr>
+          <w:rFonts w:ascii="Times New Roman" w:hAnsi="Times New Roman" w:eastAsia="Times New Roman"/>
+          <w:b w:val="0"/>
+          <w:sz w:val="28"/>
+        </w:rPr>
+        <w:t>Правоприменительная практика играет важную роль в конкретизации правовых норм.</w:t>
+      </w:r>
+    </w:p>
+    <w:p>
+      <w:pPr>
+        <w:spacing w:lineRule="auto" w:line="360" w:after="0"/>
+        <w:ind w:firstLine="709"/>
+        <w:jc w:val="both"/>
+      </w:pPr>
+      <w:r>
+        <w:rPr>
+          <w:rFonts w:ascii="Times New Roman" w:hAnsi="Times New Roman" w:eastAsia="Times New Roman"/>
+          <w:b w:val="0"/>
+          <w:sz w:val="28"/>
+        </w:rPr>
+        <w:t>Правовая культура граждан определяет эффективность правового регулирования.</w:t>
+      </w:r>
+    </w:p>
+    <w:p>
+      <w:pPr>
+        <w:spacing w:lineRule="auto" w:line="360" w:after="0"/>
+        <w:ind w:firstLine="709"/>
+        <w:jc w:val="both"/>
+      </w:pPr>
+      <w:r>
+        <w:rPr>
+          <w:rFonts w:ascii="Times New Roman" w:hAnsi="Times New Roman" w:eastAsia="Times New Roman"/>
+          <w:b w:val="0"/>
+          <w:sz w:val="28"/>
+        </w:rPr>
+        <w:t>Правовое регулирование общественных отношений требует постоянного совершенствования законодательства.</w:t>
+      </w:r>
+    </w:p>
+    <w:p>
+      <w:pPr>
+        <w:spacing w:lineRule="auto" w:line="360" w:after="0"/>
+        <w:ind w:firstLine="709"/>
+        <w:jc w:val="both"/>
+      </w:pPr>
+      <w:r>
+        <w:rPr>
+          <w:rFonts w:ascii="Times New Roman" w:hAnsi="Times New Roman" w:eastAsia="Times New Roman"/>
+          <w:b w:val="0"/>
+          <w:sz w:val="28"/>
+        </w:rPr>
+        <w:t>Конституционные принципы служат фундаментом для всей системы права.</w:t>
+      </w:r>
+    </w:p>
+    <w:p>
+      <w:pPr>
+        <w:spacing w:lineRule="auto" w:line="360" w:after="0"/>
+        <w:ind w:firstLine="709"/>
+        <w:jc w:val="both"/>
+      </w:pPr>
+      <w:r>
+        <w:rPr>
+          <w:rFonts w:ascii="Times New Roman" w:hAnsi="Times New Roman" w:eastAsia="Times New Roman"/>
+          <w:b w:val="0"/>
+          <w:sz w:val="28"/>
+        </w:rPr>
+        <w:t>Правоприменительная практика играет важную роль в конкретизации правовых норм.</w:t>
+      </w:r>
+    </w:p>
+    <w:p>
+      <w:pPr>
+        <w:spacing w:lineRule="auto" w:line="360" w:after="0"/>
+        <w:ind w:firstLine="709"/>
+        <w:jc w:val="both"/>
+      </w:pPr>
+      <w:r>
+        <w:rPr>
+          <w:rFonts w:ascii="Times New Roman" w:hAnsi="Times New Roman" w:eastAsia="Times New Roman"/>
+          <w:b w:val="0"/>
+          <w:sz w:val="28"/>
+        </w:rPr>
+        <w:t>Правовая культура граждан определяет эффективность правового регулирования.</w:t>
+      </w:r>
+    </w:p>
+    <w:p>
+      <w:pPr>
+        <w:spacing w:lineRule="auto" w:line="360" w:after="0"/>
+        <w:ind w:firstLine="709"/>
+        <w:jc w:val="both"/>
+      </w:pPr>
+      <w:r>
+        <w:rPr>
+          <w:rFonts w:ascii="Times New Roman" w:hAnsi="Times New Roman" w:eastAsia="Times New Roman"/>
+          <w:b w:val="0"/>
+          <w:sz w:val="28"/>
+        </w:rPr>
+        <w:t>Правовое регулирование общественных отношений требует постоянного совершенствования законодательства.</w:t>
+      </w:r>
+    </w:p>
+    <w:p>
+      <w:pPr>
+        <w:spacing w:lineRule="auto" w:line="360" w:after="0"/>
+        <w:ind w:firstLine="709"/>
+        <w:jc w:val="both"/>
+      </w:pPr>
+      <w:r>
+        <w:rPr>
+          <w:rFonts w:ascii="Times New Roman" w:hAnsi="Times New Roman" w:eastAsia="Times New Roman"/>
+          <w:b w:val="0"/>
+          <w:sz w:val="28"/>
+        </w:rPr>
+        <w:t>Конституционные принципы служат фундаментом для всей системы права.</w:t>
+      </w:r>
+    </w:p>
+    <w:p>
+      <w:pPr>
+        <w:spacing w:lineRule="auto" w:line="360" w:after="0"/>
+        <w:ind w:firstLine="709"/>
+        <w:jc w:val="both"/>
+      </w:pPr>
+      <w:r>
+        <w:rPr>
+          <w:rFonts w:ascii="Times New Roman" w:hAnsi="Times New Roman" w:eastAsia="Times New Roman"/>
+          <w:b w:val="0"/>
+          <w:sz w:val="28"/>
+        </w:rPr>
+        <w:t>Правоприменительная практика играет важную роль в конкретизации правовых норм.</w:t>
+      </w:r>
+    </w:p>
+    <w:p>
+      <w:pPr>
+        <w:spacing w:lineRule="auto" w:line="360" w:after="0"/>
+        <w:ind w:firstLine="709"/>
+        <w:jc w:val="both"/>
+      </w:pPr>
+      <w:r>
+        <w:rPr>
+          <w:rFonts w:ascii="Times New Roman" w:hAnsi="Times New Roman" w:eastAsia="Times New Roman"/>
+          <w:b w:val="0"/>
+          <w:sz w:val="28"/>
+        </w:rPr>
+        <w:t>Правовая культура граждан определяет эффективность правового регулирования.</w:t>
+      </w:r>
+    </w:p>
+    <w:p>
+      <w:pPr>
+        <w:spacing w:lineRule="auto" w:line="360" w:after="0"/>
+        <w:ind w:firstLine="709"/>
+        <w:jc w:val="both"/>
+      </w:pPr>
+      <w:r>
+        <w:rPr>
+          <w:rFonts w:ascii="Times New Roman" w:hAnsi="Times New Roman" w:eastAsia="Times New Roman"/>
+          <w:b w:val="0"/>
+          <w:sz w:val="28"/>
+        </w:rPr>
+        <w:t>Правовое регулирование общественных отношений требует постоянного совершенствования законодательства.</w:t>
+      </w:r>
+    </w:p>
+    <w:p>
+      <w:pPr>
+        <w:spacing w:lineRule="auto" w:line="360" w:after="0"/>
+        <w:ind w:firstLine="709"/>
+        <w:jc w:val="both"/>
+      </w:pPr>
+      <w:r>
+        <w:rPr>
+          <w:rFonts w:ascii="Times New Roman" w:hAnsi="Times New Roman" w:eastAsia="Times New Roman"/>
+          <w:b w:val="0"/>
+          <w:sz w:val="28"/>
+        </w:rPr>
+        <w:t>Конституционные принципы служат фундаментом для всей системы права.</w:t>
+      </w:r>
+    </w:p>
+    <w:p>
+      <w:pPr>
+        <w:spacing w:lineRule="auto" w:line="360" w:after="0"/>
+        <w:ind w:firstLine="709"/>
+        <w:jc w:val="both"/>
+      </w:pPr>
+      <w:r>
+        <w:rPr>
+          <w:rFonts w:ascii="Times New Roman" w:hAnsi="Times New Roman" w:eastAsia="Times New Roman"/>
+          <w:b w:val="0"/>
+          <w:sz w:val="28"/>
+        </w:rPr>
+        <w:t>Правоприменительная практика играет важную роль в конкретизации правовых норм.</w:t>
+      </w:r>
+    </w:p>
+    <w:p>
+      <w:pPr>
+        <w:spacing w:lineRule="auto" w:line="360" w:after="0"/>
+        <w:ind w:firstLine="709"/>
+        <w:jc w:val="both"/>
+      </w:pPr>
+      <w:r>
+        <w:rPr>
+          <w:rFonts w:ascii="Times New Roman" w:hAnsi="Times New Roman" w:eastAsia="Times New Roman"/>
+          <w:b w:val="0"/>
+          <w:sz w:val="28"/>
+        </w:rPr>
+        <w:t>Правовая культура граждан определяет эффективность правового регулирования.</w:t>
+      </w:r>
+    </w:p>
+    <w:p>
+      <w:pPr>
+        <w:spacing w:lineRule="auto" w:line="360" w:after="0"/>
+        <w:ind w:firstLine="709"/>
+        <w:jc w:val="both"/>
+      </w:pPr>
+      <w:r>
+        <w:rPr>
+          <w:rFonts w:ascii="Times New Roman" w:hAnsi="Times New Roman" w:eastAsia="Times New Roman"/>
+          <w:b w:val="0"/>
+          <w:sz w:val="28"/>
+        </w:rPr>
+        <w:t>Правовое регулирование общественных отношений требует постоянного совершенствования законодательства.</w:t>
+      </w:r>
+    </w:p>
+    <w:p>
+      <w:pPr>
+        <w:spacing w:lineRule="auto" w:line="360" w:after="0"/>
+        <w:ind w:firstLine="709"/>
+        <w:jc w:val="both"/>
+      </w:pPr>
+      <w:r>
+        <w:rPr>
+          <w:rFonts w:ascii="Times New Roman" w:hAnsi="Times New Roman" w:eastAsia="Times New Roman"/>
+          <w:b w:val="0"/>
+          <w:sz w:val="28"/>
+        </w:rPr>
+        <w:t>Конституционные принципы служат фундаментом для всей системы права.</w:t>
+      </w:r>
+    </w:p>
+    <w:p>
+      <w:pPr>
+        <w:spacing w:lineRule="auto" w:line="360" w:after="0"/>
+        <w:ind w:firstLine="709"/>
+        <w:jc w:val="both"/>
+      </w:pPr>
+      <w:r>
+        <w:rPr>
+          <w:rFonts w:ascii="Times New Roman" w:hAnsi="Times New Roman" w:eastAsia="Times New Roman"/>
+          <w:b w:val="0"/>
+          <w:sz w:val="28"/>
+        </w:rPr>
+        <w:t>Правоприменительная практика играет важную роль в конкретизации правовых норм.</w:t>
+      </w:r>
+    </w:p>
+    <w:p>
+      <w:pPr>
+        <w:spacing w:lineRule="auto" w:line="360" w:after="0"/>
+        <w:ind w:firstLine="709"/>
+        <w:jc w:val="both"/>
+      </w:pPr>
+      <w:r>
+        <w:rPr>
+          <w:rFonts w:ascii="Times New Roman" w:hAnsi="Times New Roman" w:eastAsia="Times New Roman"/>
+          <w:b w:val="0"/>
+          <w:sz w:val="28"/>
+        </w:rPr>
+        <w:t>Правовая культура граждан определяет эффективность правового регулирования.</w:t>
+      </w:r>
+    </w:p>
+    <w:p>
+      <w:pPr>
+        <w:spacing w:lineRule="auto" w:line="360" w:after="0"/>
+        <w:ind w:firstLine="709"/>
+        <w:jc w:val="both"/>
+      </w:pPr>
+      <w:r>
+        <w:rPr>
+          <w:rFonts w:ascii="Times New Roman" w:hAnsi="Times New Roman" w:eastAsia="Times New Roman"/>
+          <w:b w:val="0"/>
+          <w:sz w:val="28"/>
+        </w:rPr>
+        <w:t>Правовое регулирование общественных отношений требует постоянного совершенствования законодательства.</w:t>
+      </w:r>
+    </w:p>
+    <w:p>
+      <w:pPr>
+        <w:spacing w:lineRule="auto" w:line="360" w:after="0"/>
+        <w:ind w:firstLine="709"/>
+        <w:jc w:val="both"/>
+      </w:pPr>
+      <w:r>
+        <w:rPr>
+          <w:rFonts w:ascii="Times New Roman" w:hAnsi="Times New Roman" w:eastAsia="Times New Roman"/>
+          <w:b w:val="0"/>
+          <w:sz w:val="28"/>
+        </w:rPr>
+        <w:t>Конституционные принципы служат фундаментом для всей системы права.</w:t>
+      </w:r>
+    </w:p>
+    <w:p>
+      <w:pPr>
+        <w:spacing w:lineRule="auto" w:line="360" w:after="0"/>
+        <w:ind w:firstLine="709"/>
+        <w:jc w:val="both"/>
+      </w:pPr>
+      <w:r>
+        <w:rPr>
+          <w:rFonts w:ascii="Times New Roman" w:hAnsi="Times New Roman" w:eastAsia="Times New Roman"/>
+          <w:b w:val="0"/>
+          <w:sz w:val="28"/>
+        </w:rPr>
+        <w:t>Правоприменительная практика играет важную роль в конкретизации правовых норм.</w:t>
       </w:r>
     </w:p>
     <w:p>
@@ -1920,7 +3330,7 @@
           <w:b w:val="0"/>
           <w:sz w:val="28"/>
         </w:rPr>
-        <w:t>Правовое регулирование общественных отношений требует постоянного совершенствования законодательства с учётом изменений в обществе, экономике и международных отношениях.</w:t>
+        <w:t>Правовое регулирование общественных отношений требует постоянного совершенствования законодательства.</w:t>
       </w:r>
     </w:p>
     <w:p>
@@ -1935,7 +3345,7 @@
           <w:b w:val="0"/>
           <w:sz w:val="28"/>
         </w:rPr>
-        <w:t>Конституционные принципы служат фундаментом для всей системы права. Их соблюдение обеспечивает легитимность государственной власти и защиту прав человека.</w:t>
+        <w:t>Конституционные принципы служат фундаментом для всей системы права.</w:t>
       </w:r>
     </w:p>
     <w:p>
@@ -1950,7 +3360,7 @@
           <w:b w:val="0"/>
           <w:sz w:val="28"/>
         </w:rPr>
-        <w:t>Правоприменительная практика играет важную роль в конкретизации правовых норм. Судебные решения, разъяснения высших судов и правоприменительные акты влияют на толкование закона.</w:t>
+        <w:t>Правоприменительная практика играет важную роль в конкретизации правовых норм.</w:t>
       </w:r>
     </w:p>
     <w:p>
@@ -1965,7 +3375,7 @@
           <w:b w:val="0"/>
           <w:sz w:val="28"/>
         </w:rPr>
-        <w:t>Правовая культура граждан и должностных лиц определяет эффективность правового регулирования. Образование, просвещение и доступность правовой информации способствуют укреплению законности.</w:t>
+        <w:t>Правовая культура граждан определяет эффективность правового регулирования.</w:t>
       </w:r>
     </w:p>
     <w:p>
@@ -1980,7 +3390,7 @@
           <w:b w:val="0"/>
           <w:sz w:val="28"/>
         </w:rPr>
-        <w:t>Правовое регулирование общественных отношений требует постоянного совершенствования законодательства с учётом изменений в обществе, экономике и международных отношениях.</w:t>
+        <w:t>Правовое регулирование общественных отношений требует постоянного совершенствования законодательства.</w:t>
       </w:r>
     </w:p>
     <w:p>
@@ -1995,7 +3405,7 @@
           <w:b w:val="0"/>
           <w:sz w:val="28"/>
         </w:rPr>
-        <w:t>Конституционные принципы служат фундаментом для всей системы права. Их соблюдение обеспечивает легитимность государственной власти и защиту прав человека.</w:t>
+        <w:t>Конституционные принципы служат фундаментом для всей системы права.</w:t>
       </w:r>
     </w:p>
     <w:p>
@@ -2010,7 +3420,7 @@
           <w:b w:val="0"/>
           <w:sz w:val="28"/>
         </w:rPr>
-        <w:t>Правоприменительная практика играет важную роль в конкретизации правовых норм. Судебные решения, разъяснения высших судов и правоприменительные акты влияют на толкование закона.</w:t>
+        <w:t>Правоприменительная практика играет важную роль в конкретизации правовых норм.</w:t>
       </w:r>
     </w:p>
     <w:p>
@@ -2025,7 +3435,7 @@
           <w:b w:val="0"/>
           <w:sz w:val="28"/>
         </w:rPr>
-        <w:t>Правовая культура граждан и должностных лиц определяет эффективность правового регулирования. Образование, просвещение и доступность правовой информации способствуют укреплению законности.</w:t>
+        <w:t>Правовая культура граждан определяет эффективность правового регулирования.</w:t>
       </w:r>
     </w:p>
     <w:p>
@@ -2040,7 +3450,7 @@
           <w:b w:val="0"/>
           <w:sz w:val="28"/>
         </w:rPr>
-        <w:t>Правовое регулирование общественных отношений требует постоянного совершенствования законодательства с учётом изменений в обществе, экономике и международных отношениях.</w:t>
+        <w:t>Правовое регулирование общественных отношений требует постоянного совершенствования законодательства.</w:t>
       </w:r>
     </w:p>
     <w:p>
@@ -2055,7 +3465,7 @@
           <w:b w:val="0"/>
           <w:sz w:val="28"/>
         </w:rPr>
-        <w:t>Конституционные принципы служат фундаментом для всей системы права. Их соблюдение обеспечивает легитимность государственной власти и защиту прав человека.</w:t>
+        <w:t>Конституционные принципы служат фундаментом для всей системы права.</w:t>
       </w:r>
     </w:p>
     <w:p>
@@ -2070,7 +3480,7 @@
           <w:b w:val="0"/>
           <w:sz w:val="28"/>
         </w:rPr>
-        <w:t>Правоприменительная практика играет важную роль в конкретизации правовых норм. Судебные решения, разъяснения высших судов и правоприменительные акты влияют на толкование закона.</w:t>
+        <w:t>Правоприменительная практика играет важную роль в конкретизации правовых норм.</w:t>
       </w:r>
     </w:p>
     <w:p>
@@ -2085,7 +3495,7 @@
           <w:b w:val="0"/>
           <w:sz w:val="28"/>
         </w:rPr>
-        <w:t>Правовая культура граждан и должностных лиц определяет эффективность правового регулирования. Образование, просвещение и доступность правовой информации способствуют укреплению законности.</w:t>
+        <w:t>Правовая культура граждан определяет эффективность правового регулирования.</w:t>
       </w:r>
     </w:p>
     <w:p>
@@ -2100,7 +3510,7 @@
           <w:b w:val="0"/>
           <w:sz w:val="28"/>
         </w:rPr>
-        <w:t>Правовое регулирование общественных отношений требует постоянного совершенствования законодательства с учётом изменений в обществе, экономике и международных отношениях.</w:t>
+        <w:t>Правовое регулирование общественных отношений требует постоянного совершенствования законодательства.</w:t>
       </w:r>
     </w:p>
     <w:p>
@@ -2115,7 +3525,7 @@
           <w:b w:val="0"/>
           <w:sz w:val="28"/>
         </w:rPr>
-        <w:t>Конституционные принципы служат фундаментом для всей системы права. Их соблюдение обеспечивает легитимность государственной власти и защиту прав человека.</w:t>
+        <w:t>Конституционные принципы служат фундаментом для всей системы права.</w:t>
       </w:r>
     </w:p>
     <w:p>
@@ -2130,7 +3540,7 @@
           <w:b w:val="0"/>
           <w:sz w:val="28"/>
         </w:rPr>
-        <w:t>Правоприменительная практика играет важную роль в конкретизации правовых норм. Судебные решения, разъяснения высших судов и правоприменительные акты влияют на толкование закона.</w:t>
+        <w:t>Правоприменительная практика играет важную роль в конкретизации правовых норм.</w:t>
       </w:r>
     </w:p>
     <w:p>
@@ -2145,7 +3555,7 @@
           <w:b w:val="0"/>
           <w:sz w:val="28"/>
         </w:rPr>
-        <w:t>Правовая культура граждан и должностных лиц определяет эффективность правового регулирования. Образование, просвещение и доступность правовой информации способствуют укреплению законности.</w:t>
+        <w:t>Правовая культура граждан определяет эффективность правового регулирования.</w:t>
       </w:r>
     </w:p>
     <w:p>
@@ -2160,7 +3570,7 @@
           <w:b w:val="0"/>
           <w:sz w:val="28"/>
         </w:rPr>
-        <w:t>Правовое регулирование общественных отношений требует постоянного совершенствования законодательства с учётом изменений в обществе, экономике и международных отношениях.</w:t>
+        <w:t>Правовое регулирование общественных отношений требует постоянного совершенствования законодательства.</w:t>
       </w:r>
     </w:p>
     <w:p>
@@ -2175,7 +3585,7 @@
           <w:b w:val="0"/>
           <w:sz w:val="28"/>
         </w:rPr>
-        <w:t>Конституционные принципы служат фундаментом для всей системы права. Их соблюдение обеспечивает легитимность государственной власти и защиту прав человека.</w:t>
+        <w:t>Конституционные принципы служат фундаментом для всей системы права.</w:t>
       </w:r>
     </w:p>
     <w:p>
@@ -2190,7 +3600,7 @@
           <w:b w:val="0"/>
           <w:sz w:val="28"/>
         </w:rPr>
-        <w:t>Правоприменительная практика играет важную роль в конкретизации правовых норм. Судебные решения, разъяснения высших судов и правоприменительные акты влияют на толкование закона.</w:t>
+        <w:t>Правоприменительная практика играет важную роль в конкретизации правовых норм.</w:t>
       </w:r>
     </w:p>
     <w:p>
@@ -2205,7 +3615,367 @@
           <w:b w:val="0"/>
           <w:sz w:val="28"/>
         </w:rPr>
-        <w:t>Правовая культура граждан и должностных лиц определяет эффективность правового регулирования. Образование, просвещение и доступность правовой информации способствуют укреплению законности.</w:t>
+        <w:t>Правовая культура граждан определяет эффективность правового регулирования.</w:t>
+      </w:r>
+    </w:p>
+    <w:p>
+      <w:pPr>
+        <w:spacing w:lineRule="auto" w:line="360" w:after="0"/>
+        <w:ind w:firstLine="709"/>
+        <w:jc w:val="both"/>
+      </w:pPr>
+      <w:r>
+        <w:rPr>
+          <w:rFonts w:ascii="Times New Roman" w:hAnsi="Times New Roman" w:eastAsia="Times New Roman"/>
+          <w:b w:val="0"/>
+          <w:sz w:val="28"/>
+        </w:rPr>
+        <w:t>Правовое регулирование общественных отношений требует постоянного совершенствования законодательства.</w:t>
+      </w:r>
+    </w:p>
+    <w:p>
+      <w:pPr>
+        <w:spacing w:lineRule="auto" w:line="360" w:after="0"/>
+        <w:ind w:firstLine="709"/>
+        <w:jc w:val="both"/>
+      </w:pPr>
+      <w:r>
+        <w:rPr>
+          <w:rFonts w:ascii="Times New Roman" w:hAnsi="Times New Roman" w:eastAsia="Times New Roman"/>
+          <w:b w:val="0"/>
+          <w:sz w:val="28"/>
+        </w:rPr>
+        <w:t>Конституционные принципы служат фундаментом для всей системы права.</w:t>
+      </w:r>
+    </w:p>
+    <w:p>
+      <w:pPr>
+        <w:spacing w:lineRule="auto" w:line="360" w:after="0"/>
+        <w:ind w:firstLine="709"/>
+        <w:jc w:val="both"/>
+      </w:pPr>
+      <w:r>
+        <w:rPr>
+          <w:rFonts w:ascii="Times New Roman" w:hAnsi="Times New Roman" w:eastAsia="Times New Roman"/>
+          <w:b w:val="0"/>
+          <w:sz w:val="28"/>
+        </w:rPr>
+        <w:t>Правоприменительная практика играет важную роль в конкретизации правовых норм.</w:t>
+      </w:r>
+    </w:p>
+    <w:p>
+      <w:pPr>
+        <w:spacing w:lineRule="auto" w:line="360" w:after="0"/>
+        <w:ind w:firstLine="709"/>
+        <w:jc w:val="both"/>
+      </w:pPr>
+      <w:r>
+        <w:rPr>
+          <w:rFonts w:ascii="Times New Roman" w:hAnsi="Times New Roman" w:eastAsia="Times New Roman"/>
+          <w:b w:val="0"/>
+          <w:sz w:val="28"/>
+        </w:rPr>
+        <w:t>Правовая культура граждан определяет эффективность правового регулирования.</w:t>
+      </w:r>
+    </w:p>
+    <w:p>
+      <w:pPr>
+        <w:spacing w:lineRule="auto" w:line="360" w:after="0"/>
+        <w:ind w:firstLine="709"/>
+        <w:jc w:val="both"/>
+      </w:pPr>
+      <w:r>
+        <w:rPr>
+          <w:rFonts w:ascii="Times New Roman" w:hAnsi="Times New Roman" w:eastAsia="Times New Roman"/>
+          <w:b w:val="0"/>
+          <w:sz w:val="28"/>
+        </w:rPr>
+        <w:t>Правовое регулирование общественных отношений требует постоянного совершенствования законодательства.</w:t>
+      </w:r>
+    </w:p>
+    <w:p>
+      <w:pPr>
+        <w:spacing w:lineRule="auto" w:line="360" w:after="0"/>
+        <w:ind w:firstLine="709"/>
+        <w:jc w:val="both"/>
+      </w:pPr>
+      <w:r>
+        <w:rPr>
+          <w:rFonts w:ascii="Times New Roman" w:hAnsi="Times New Roman" w:eastAsia="Times New Roman"/>
+          <w:b w:val="0"/>
+          <w:sz w:val="28"/>
+        </w:rPr>
+        <w:t>Конституционные принципы служат фундаментом для всей системы права.</w:t>
+      </w:r>
+    </w:p>
+    <w:p>
+      <w:pPr>
+        <w:spacing w:lineRule="auto" w:line="360" w:after="0"/>
+        <w:ind w:firstLine="709"/>
+        <w:jc w:val="both"/>
+      </w:pPr>
+      <w:r>
+        <w:rPr>
+          <w:rFonts w:ascii="Times New Roman" w:hAnsi="Times New Roman" w:eastAsia="Times New Roman"/>
+          <w:b w:val="0"/>
+          <w:sz w:val="28"/>
+        </w:rPr>
+        <w:t>Правоприменительная практика играет важную роль в конкретизации правовых норм.</w:t>
+      </w:r>
+    </w:p>
+    <w:p>
+      <w:pPr>
+        <w:spacing w:lineRule="auto" w:line="360" w:after="0"/>
+        <w:ind w:firstLine="709"/>
+        <w:jc w:val="both"/>
+      </w:pPr>
+      <w:r>
+        <w:rPr>
+          <w:rFonts w:ascii="Times New Roman" w:hAnsi="Times New Roman" w:eastAsia="Times New Roman"/>
+          <w:b w:val="0"/>
+          <w:sz w:val="28"/>
+        </w:rPr>
+        <w:t>Правовая культура граждан определяет эффективность правового регулирования.</w:t>
+      </w:r>
+    </w:p>
+    <w:p>
+      <w:pPr>
+        <w:spacing w:lineRule="auto" w:line="360" w:after="0"/>
+        <w:ind w:firstLine="709"/>
+        <w:jc w:val="both"/>
+      </w:pPr>
+      <w:r>
+        <w:rPr>
+          <w:rFonts w:ascii="Times New Roman" w:hAnsi="Times New Roman" w:eastAsia="Times New Roman"/>
+          <w:b w:val="0"/>
+          <w:sz w:val="28"/>
+        </w:rPr>
+        <w:t>Правовое регулирование общественных отношений требует постоянного совершенствования законодательства.</w:t>
+      </w:r>
+    </w:p>
+    <w:p>
+      <w:pPr>
+        <w:spacing w:lineRule="auto" w:line="360" w:after="0"/>
+        <w:ind w:firstLine="709"/>
+        <w:jc w:val="both"/>
+      </w:pPr>
+      <w:r>
+        <w:rPr>
+          <w:rFonts w:ascii="Times New Roman" w:hAnsi="Times New Roman" w:eastAsia="Times New Roman"/>
+          <w:b w:val="0"/>
+          <w:sz w:val="28"/>
+        </w:rPr>
+        <w:t>Конституционные принципы служат фундаментом для всей системы права.</w:t>
+      </w:r>
+    </w:p>
+    <w:p>
+      <w:pPr>
+        <w:spacing w:lineRule="auto" w:line="360" w:after="0"/>
+        <w:ind w:firstLine="709"/>
+        <w:jc w:val="both"/>
+      </w:pPr>
+      <w:r>
+        <w:rPr>
+          <w:rFonts w:ascii="Times New Roman" w:hAnsi="Times New Roman" w:eastAsia="Times New Roman"/>
+          <w:b w:val="0"/>
+          <w:sz w:val="28"/>
+        </w:rPr>
+        <w:t>Правоприменительная практика играет важную роль в конкретизации правовых норм.</w:t>
+      </w:r>
+    </w:p>
+    <w:p>
+      <w:pPr>
+        <w:spacing w:lineRule="auto" w:line="360" w:after="0"/>
+        <w:ind w:firstLine="709"/>
+        <w:jc w:val="both"/>
+      </w:pPr>
+      <w:r>
+        <w:rPr>
+          <w:rFonts w:ascii="Times New Roman" w:hAnsi="Times New Roman" w:eastAsia="Times New Roman"/>
+          <w:b w:val="0"/>
+          <w:sz w:val="28"/>
+        </w:rPr>
+        <w:t>Правовая культура граждан определяет эффективность правового регулирования.</w:t>
+      </w:r>
+    </w:p>
+    <w:p>
+      <w:pPr>
+        <w:spacing w:lineRule="auto" w:line="360" w:after="0"/>
+        <w:ind w:firstLine="709"/>
+        <w:jc w:val="both"/>
+      </w:pPr>
+      <w:r>
+        <w:rPr>
+          <w:rFonts w:ascii="Times New Roman" w:hAnsi="Times New Roman" w:eastAsia="Times New Roman"/>
+          <w:b w:val="0"/>
+          <w:sz w:val="28"/>
+        </w:rPr>
+        <w:t>Правовое регулирование общественных отношений требует постоянного совершенствования законодательства.</w:t>
+      </w:r>
+    </w:p>
+    <w:p>
+      <w:pPr>
+        <w:spacing w:lineRule="auto" w:line="360" w:after="0"/>
+        <w:ind w:firstLine="709"/>
+        <w:jc w:val="both"/>
+      </w:pPr>
+      <w:r>
+        <w:rPr>
+          <w:rFonts w:ascii="Times New Roman" w:hAnsi="Times New Roman" w:eastAsia="Times New Roman"/>
+          <w:b w:val="0"/>
+          <w:sz w:val="28"/>
+        </w:rPr>
+        <w:t>Конституционные принципы служат фундаментом для всей системы права.</w:t>
+      </w:r>
+    </w:p>
+    <w:p>
+      <w:pPr>
+        <w:spacing w:lineRule="auto" w:line="360" w:after="0"/>
+        <w:ind w:firstLine="709"/>
+        <w:jc w:val="both"/>
+      </w:pPr>
+      <w:r>
+        <w:rPr>
+          <w:rFonts w:ascii="Times New Roman" w:hAnsi="Times New Roman" w:eastAsia="Times New Roman"/>
+          <w:b w:val="0"/>
+          <w:sz w:val="28"/>
+        </w:rPr>
+        <w:t>Правоприменительная практика играет важную роль в конкретизации правовых норм.</w:t>
+      </w:r>
+    </w:p>
+    <w:p>
+      <w:pPr>
+        <w:spacing w:lineRule="auto" w:line="360" w:after="0"/>
+        <w:ind w:firstLine="709"/>
+        <w:jc w:val="both"/>
+      </w:pPr>
+      <w:r>
+        <w:rPr>
+          <w:rFonts w:ascii="Times New Roman" w:hAnsi="Times New Roman" w:eastAsia="Times New Roman"/>
+          <w:b w:val="0"/>
+          <w:sz w:val="28"/>
+        </w:rPr>
+        <w:t>Правовая культура граждан определяет эффективность правового регулирования.</w:t>
+      </w:r>
+    </w:p>
+    <w:p>
+      <w:pPr>
+        <w:spacing w:lineRule="auto" w:line="360" w:after="0"/>
+        <w:ind w:firstLine="709"/>
+        <w:jc w:val="both"/>
+      </w:pPr>
+      <w:r>
+        <w:rPr>
+          <w:rFonts w:ascii="Times New Roman" w:hAnsi="Times New Roman" w:eastAsia="Times New Roman"/>
+          <w:b w:val="0"/>
+          <w:sz w:val="28"/>
+        </w:rPr>
+        <w:t>Правовое регулирование общественных отношений требует постоянного совершенствования законодательства.</w:t>
+      </w:r>
+    </w:p>
+    <w:p>
+      <w:pPr>
+        <w:spacing w:lineRule="auto" w:line="360" w:after="0"/>
+        <w:ind w:firstLine="709"/>
+        <w:jc w:val="both"/>
+      </w:pPr>
+      <w:r>
+        <w:rPr>
+          <w:rFonts w:ascii="Times New Roman" w:hAnsi="Times New Roman" w:eastAsia="Times New Roman"/>
+          <w:b w:val="0"/>
+          <w:sz w:val="28"/>
+        </w:rPr>
+        <w:t>Конституционные принципы служат фундаментом для всей системы права.</w:t>
+      </w:r>
+    </w:p>
+    <w:p>
+      <w:pPr>
+        <w:spacing w:lineRule="auto" w:line="360" w:after="0"/>
+        <w:ind w:firstLine="709"/>
+        <w:jc w:val="both"/>
+      </w:pPr>
+      <w:r>
+        <w:rPr>
+          <w:rFonts w:ascii="Times New Roman" w:hAnsi="Times New Roman" w:eastAsia="Times New Roman"/>
+          <w:b w:val="0"/>
+          <w:sz w:val="28"/>
+        </w:rPr>
+        <w:t>Правоприменительная практика играет важную роль в конкретизации правовых норм.</w:t>
+      </w:r>
+    </w:p>
+    <w:p>
+      <w:pPr>
+        <w:spacing w:lineRule="auto" w:line="360" w:after="0"/>
+        <w:ind w:firstLine="709"/>
+        <w:jc w:val="both"/>
+      </w:pPr>
+      <w:r>
+        <w:rPr>
+          <w:rFonts w:ascii="Times New Roman" w:hAnsi="Times New Roman" w:eastAsia="Times New Roman"/>
+          <w:b w:val="0"/>
+          <w:sz w:val="28"/>
+        </w:rPr>
+        <w:t>Правовая культура граждан определяет эффективность правового регулирования.</w:t>
+      </w:r>
+    </w:p>
+    <w:p>
+      <w:pPr>
+        <w:spacing w:lineRule="auto" w:line="360" w:after="0"/>
+        <w:ind w:firstLine="709"/>
+        <w:jc w:val="both"/>
+      </w:pPr>
+      <w:r>
+        <w:rPr>
+          <w:rFonts w:ascii="Times New Roman" w:hAnsi="Times New Roman" w:eastAsia="Times New Roman"/>
+          <w:b w:val="0"/>
+          <w:sz w:val="28"/>
+        </w:rPr>
+        <w:t>Правовое регулирование общественных отношений требует постоянного совершенствования законодательства.</w:t>
+      </w:r>
+    </w:p>
+    <w:p>
+      <w:pPr>
+        <w:spacing w:lineRule="auto" w:line="360" w:after="0"/>
+        <w:ind w:firstLine="709"/>
+        <w:jc w:val="both"/>
+      </w:pPr>
+      <w:r>
+        <w:rPr>
+          <w:rFonts w:ascii="Times New Roman" w:hAnsi="Times New Roman" w:eastAsia="Times New Roman"/>
+          <w:b w:val="0"/>
+          <w:sz w:val="28"/>
+        </w:rPr>
+        <w:t>Конституционные принципы служат фундаментом для всей системы права.</w:t>
+      </w:r>
+    </w:p>
+    <w:p>
+      <w:pPr>
+        <w:spacing w:lineRule="auto" w:line="360" w:after="0"/>
+        <w:ind w:firstLine="709"/>
+        <w:jc w:val="both"/>
+      </w:pPr>
+      <w:r>
+        <w:rPr>
+          <w:rFonts w:ascii="Times New Roman" w:hAnsi="Times New Roman" w:eastAsia="Times New Roman"/>
+          <w:b w:val="0"/>
+          <w:sz w:val="28"/>
+        </w:rPr>
+        <w:t>Правоприменительная практика играет важную роль в конкретизации правовых норм.</w:t>
+      </w:r>
+    </w:p>
+    <w:p>
+      <w:pPr>
+        <w:spacing w:lineRule="auto" w:line="360" w:after="0"/>
+        <w:ind w:firstLine="709"/>
+        <w:jc w:val="both"/>
+      </w:pPr>
+      <w:r>
+        <w:rPr>
+          <w:rFonts w:ascii="Times New Roman" w:hAnsi="Times New Roman" w:eastAsia="Times New Roman"/>
+          <w:b w:val="0"/>
+          <w:sz w:val="28"/>
+        </w:rPr>
+        <w:t>Правовая культура граждан определяет эффективность правового регулирования.</w:t>
       </w:r>
     </w:p>
     <w:p>
